--- a/docs/word/13 - Banco de dados.docx
+++ b/docs/word/13 - Banco de dados.docx
@@ -118,11 +118,11 @@
       <w:pPr>
         <w:pStyle w:val="Heading1"/>
       </w:pPr>
-      <w:bookmarkStart w:name="_Toc119" w:id="119"/>
+      <w:bookmarkStart w:name="_Toc120" w:id="120"/>
       <w:r>
         <w:t xml:space="preserve">Sumário</w:t>
       </w:r>
-      <w:bookmarkEnd w:id="119"/>
+      <w:bookmarkEnd w:id="120"/>
     </w:p>
     <w:p>
       <w:r>
@@ -153,7 +153,7 @@
             <w:instrText xml:space="preserve">TOC \h \o "1-2"</w:instrText>
             <w:fldChar w:fldCharType="separate"/>
           </w:r>
-          <w:hyperlink w:history="1" w:anchor="_Toc119">
+          <w:hyperlink w:history="1" w:anchor="_Toc120">
             <w:r>
               <w:t xml:space="preserve">Sumário</w:t>
             </w:r>
@@ -162,7 +162,7 @@
             </w:r>
             <w:r>
               <w:fldChar w:fldCharType="begin" w:dirty="true"/>
-              <w:instrText xml:space="preserve">PAGEREF _Toc119 \h</w:instrText>
+              <w:instrText xml:space="preserve">PAGEREF _Toc120 \h</w:instrText>
               <w:fldChar w:fldCharType="separate"/>
               <w:fldChar w:fldCharType="end"/>
             </w:r>
@@ -175,32 +175,9 @@
               <w:tab w:val="right" w:pos="9638" w:leader="dot"/>
             </w:tabs>
           </w:pPr>
-          <w:hyperlink w:history="1" w:anchor="_Toc120">
+          <w:hyperlink w:history="1" w:anchor="_Toc121">
             <w:r>
               <w:t xml:space="preserve">Banco de dados</w:t>
-            </w:r>
-            <w:r>
-              <w:tab/>
-            </w:r>
-            <w:r>
-              <w:fldChar w:fldCharType="begin" w:dirty="true"/>
-              <w:instrText xml:space="preserve">PAGEREF _Toc120 \h</w:instrText>
-              <w:fldChar w:fldCharType="separate"/>
-              <w:fldChar w:fldCharType="end"/>
-            </w:r>
-          </w:hyperlink>
-        </w:p>
-        <w:p>
-          <w:pPr>
-            <w:pStyle w:val="TOC2"/>
-            <w:tabs>
-              <w:tab w:val="right" w:pos="9638" w:leader="dot"/>
-            </w:tabs>
-            <w:ind w:left="220"/>
-          </w:pPr>
-          <w:hyperlink w:history="1" w:anchor="_Toc121">
-            <w:r>
-              <w:t xml:space="preserve">Resumo</w:t>
             </w:r>
             <w:r>
               <w:tab/>
@@ -223,7 +200,7 @@
           </w:pPr>
           <w:hyperlink w:history="1" w:anchor="_Toc122">
             <w:r>
-              <w:t xml:space="preserve">Diagrama</w:t>
+              <w:t xml:space="preserve">Resumo</w:t>
             </w:r>
             <w:r>
               <w:tab/>
@@ -246,7 +223,7 @@
           </w:pPr>
           <w:hyperlink w:history="1" w:anchor="_Toc123">
             <w:r>
-              <w:t xml:space="preserve">Dicionário de dados</w:t>
+              <w:t xml:space="preserve">Diagrama</w:t>
             </w:r>
             <w:r>
               <w:tab/>
@@ -269,7 +246,7 @@
           </w:pPr>
           <w:hyperlink w:history="1" w:anchor="_Toc124">
             <w:r>
-              <w:t xml:space="preserve">Onde cada informação aparece nas execuções do n8n</w:t>
+              <w:t xml:space="preserve">Dicionário de dados</w:t>
             </w:r>
             <w:r>
               <w:tab/>
@@ -292,7 +269,7 @@
           </w:pPr>
           <w:hyperlink w:history="1" w:anchor="_Toc125">
             <w:r>
-              <w:t xml:space="preserve">Consultas úteis</w:t>
+              <w:t xml:space="preserve">Onde cada informação aparece nas execuções do n8n</w:t>
             </w:r>
             <w:r>
               <w:tab/>
@@ -300,6 +277,29 @@
             <w:r>
               <w:fldChar w:fldCharType="begin" w:dirty="true"/>
               <w:instrText xml:space="preserve">PAGEREF _Toc125 \h</w:instrText>
+              <w:fldChar w:fldCharType="separate"/>
+              <w:fldChar w:fldCharType="end"/>
+            </w:r>
+          </w:hyperlink>
+        </w:p>
+        <w:p>
+          <w:pPr>
+            <w:pStyle w:val="TOC2"/>
+            <w:tabs>
+              <w:tab w:val="right" w:pos="9638" w:leader="dot"/>
+            </w:tabs>
+            <w:ind w:left="220"/>
+          </w:pPr>
+          <w:hyperlink w:history="1" w:anchor="_Toc126">
+            <w:r>
+              <w:t xml:space="preserve">Consultas úteis</w:t>
+            </w:r>
+            <w:r>
+              <w:tab/>
+            </w:r>
+            <w:r>
+              <w:fldChar w:fldCharType="begin" w:dirty="true"/>
+              <w:instrText xml:space="preserve">PAGEREF _Toc126 \h</w:instrText>
               <w:fldChar w:fldCharType="separate"/>
               <w:fldChar w:fldCharType="end"/>
             </w:r>
@@ -317,11 +317,11 @@
         <w:pStyle w:val="Heading1"/>
         <w:pageBreakBefore/>
       </w:pPr>
-      <w:bookmarkStart w:name="_Toc120" w:id="120"/>
+      <w:bookmarkStart w:name="_Toc121" w:id="121"/>
       <w:r>
         <w:t xml:space="preserve">Banco de dados</w:t>
       </w:r>
-      <w:bookmarkEnd w:id="120"/>
+      <w:bookmarkEnd w:id="121"/>
     </w:p>
     <w:p>
       <w:pPr>
@@ -436,11 +436,11 @@
       <w:pPr>
         <w:pStyle w:val="Heading2"/>
       </w:pPr>
-      <w:bookmarkStart w:name="_Toc121" w:id="121"/>
+      <w:bookmarkStart w:name="_Toc122" w:id="122"/>
       <w:r>
         <w:t xml:space="preserve">Resumo</w:t>
       </w:r>
-      <w:bookmarkEnd w:id="121"/>
+      <w:bookmarkEnd w:id="122"/>
     </w:p>
     <w:tbl>
       <w:tblPr>
@@ -2029,11 +2029,11 @@
       <w:pPr>
         <w:pStyle w:val="Heading2"/>
       </w:pPr>
-      <w:bookmarkStart w:name="_Toc122" w:id="122"/>
+      <w:bookmarkStart w:name="_Toc123" w:id="123"/>
       <w:r>
         <w:t xml:space="preserve">Diagrama</w:t>
       </w:r>
-      <w:bookmarkEnd w:id="122"/>
+      <w:bookmarkEnd w:id="123"/>
     </w:p>
     <w:p>
       <w:pPr>
@@ -2263,11 +2263,11 @@
       <w:pPr>
         <w:pStyle w:val="Heading2"/>
       </w:pPr>
-      <w:bookmarkStart w:name="_Toc123" w:id="123"/>
+      <w:bookmarkStart w:name="_Toc124" w:id="124"/>
       <w:r>
         <w:t xml:space="preserve">Dicionário de dados</w:t>
       </w:r>
-      <w:bookmarkEnd w:id="123"/>
+      <w:bookmarkEnd w:id="124"/>
     </w:p>
     <w:p>
       <w:pPr>
@@ -15332,11 +15332,11 @@
       <w:pPr>
         <w:pStyle w:val="Heading2"/>
       </w:pPr>
-      <w:bookmarkStart w:name="_Toc124" w:id="124"/>
+      <w:bookmarkStart w:name="_Toc125" w:id="125"/>
       <w:r>
         <w:t xml:space="preserve">Onde cada informação aparece nas execuções do n8n</w:t>
       </w:r>
-      <w:bookmarkEnd w:id="124"/>
+      <w:bookmarkEnd w:id="125"/>
     </w:p>
     <w:p>
       <w:pPr>
@@ -16900,11 +16900,11 @@
       <w:pPr>
         <w:pStyle w:val="Heading2"/>
       </w:pPr>
-      <w:bookmarkStart w:name="_Toc125" w:id="125"/>
+      <w:bookmarkStart w:name="_Toc126" w:id="126"/>
       <w:r>
         <w:t xml:space="preserve">Consultas úteis</w:t>
       </w:r>
-      <w:bookmarkEnd w:id="125"/>
+      <w:bookmarkEnd w:id="126"/>
     </w:p>
     <w:p>
       <w:pPr>

--- a/docs/word/13 - Banco de dados.docx
+++ b/docs/word/13 - Banco de dados.docx
@@ -12,7 +12,7 @@
           <wp:inline distT="0" distB="0" distL="0" distR="0">
             <wp:extent cx="2286000" cy="847725"/>
             <wp:effectExtent t="0" r="0" b="0" l="0"/>
-            <wp:docPr id="35" name="" descr="" title=""/>
+            <wp:docPr id="36" name="" descr="" title=""/>
             <wp:cNvGraphicFramePr>
               <a:graphicFrameLocks xmlns:a="http://schemas.openxmlformats.org/drawingml/2006/main" noChangeAspect="1"/>
             </wp:cNvGraphicFramePr>
@@ -92,7 +92,7 @@
           <w:sz w:val="22"/>
           <w:szCs w:val="22"/>
         </w:rPr>
-        <w:t xml:space="preserve">Atualizado em 23 de outubro de 2026</w:t>
+        <w:t xml:space="preserve">Atualizado em 28 de outubro de 2026</w:t>
       </w:r>
     </w:p>
     <w:p>
@@ -118,11 +118,11 @@
       <w:pPr>
         <w:pStyle w:val="Heading1"/>
       </w:pPr>
-      <w:bookmarkStart w:name="_Toc120" w:id="120"/>
+      <w:bookmarkStart w:name="_Toc128" w:id="128"/>
       <w:r>
         <w:t xml:space="preserve">Sumário</w:t>
       </w:r>
-      <w:bookmarkEnd w:id="120"/>
+      <w:bookmarkEnd w:id="128"/>
     </w:p>
     <w:p>
       <w:r>
@@ -153,7 +153,7 @@
             <w:instrText xml:space="preserve">TOC \h \o "1-2"</w:instrText>
             <w:fldChar w:fldCharType="separate"/>
           </w:r>
-          <w:hyperlink w:history="1" w:anchor="_Toc120">
+          <w:hyperlink w:history="1" w:anchor="_Toc128">
             <w:r>
               <w:t xml:space="preserve">Sumário</w:t>
             </w:r>
@@ -162,7 +162,7 @@
             </w:r>
             <w:r>
               <w:fldChar w:fldCharType="begin" w:dirty="true"/>
-              <w:instrText xml:space="preserve">PAGEREF _Toc120 \h</w:instrText>
+              <w:instrText xml:space="preserve">PAGEREF _Toc128 \h</w:instrText>
               <w:fldChar w:fldCharType="separate"/>
               <w:fldChar w:fldCharType="end"/>
             </w:r>
@@ -175,7 +175,7 @@
               <w:tab w:val="right" w:pos="9638" w:leader="dot"/>
             </w:tabs>
           </w:pPr>
-          <w:hyperlink w:history="1" w:anchor="_Toc121">
+          <w:hyperlink w:history="1" w:anchor="_Toc129">
             <w:r>
               <w:t xml:space="preserve">Banco de dados</w:t>
             </w:r>
@@ -184,7 +184,7 @@
             </w:r>
             <w:r>
               <w:fldChar w:fldCharType="begin" w:dirty="true"/>
-              <w:instrText xml:space="preserve">PAGEREF _Toc121 \h</w:instrText>
+              <w:instrText xml:space="preserve">PAGEREF _Toc129 \h</w:instrText>
               <w:fldChar w:fldCharType="separate"/>
               <w:fldChar w:fldCharType="end"/>
             </w:r>
@@ -198,7 +198,7 @@
             </w:tabs>
             <w:ind w:left="220"/>
           </w:pPr>
-          <w:hyperlink w:history="1" w:anchor="_Toc122">
+          <w:hyperlink w:history="1" w:anchor="_Toc130">
             <w:r>
               <w:t xml:space="preserve">Resumo</w:t>
             </w:r>
@@ -207,7 +207,7 @@
             </w:r>
             <w:r>
               <w:fldChar w:fldCharType="begin" w:dirty="true"/>
-              <w:instrText xml:space="preserve">PAGEREF _Toc122 \h</w:instrText>
+              <w:instrText xml:space="preserve">PAGEREF _Toc130 \h</w:instrText>
               <w:fldChar w:fldCharType="separate"/>
               <w:fldChar w:fldCharType="end"/>
             </w:r>
@@ -221,16 +221,16 @@
             </w:tabs>
             <w:ind w:left="220"/>
           </w:pPr>
-          <w:hyperlink w:history="1" w:anchor="_Toc123">
-            <w:r>
-              <w:t xml:space="preserve">Diagrama</w:t>
+          <w:hyperlink w:history="1" w:anchor="_Toc131">
+            <w:r>
+              <w:t xml:space="preserve">Unidades</w:t>
             </w:r>
             <w:r>
               <w:tab/>
             </w:r>
             <w:r>
               <w:fldChar w:fldCharType="begin" w:dirty="true"/>
-              <w:instrText xml:space="preserve">PAGEREF _Toc123 \h</w:instrText>
+              <w:instrText xml:space="preserve">PAGEREF _Toc131 \h</w:instrText>
               <w:fldChar w:fldCharType="separate"/>
               <w:fldChar w:fldCharType="end"/>
             </w:r>
@@ -244,16 +244,16 @@
             </w:tabs>
             <w:ind w:left="220"/>
           </w:pPr>
-          <w:hyperlink w:history="1" w:anchor="_Toc124">
-            <w:r>
-              <w:t xml:space="preserve">Dicionário de dados</w:t>
+          <w:hyperlink w:history="1" w:anchor="_Toc132">
+            <w:r>
+              <w:t xml:space="preserve">Diagrama</w:t>
             </w:r>
             <w:r>
               <w:tab/>
             </w:r>
             <w:r>
               <w:fldChar w:fldCharType="begin" w:dirty="true"/>
-              <w:instrText xml:space="preserve">PAGEREF _Toc124 \h</w:instrText>
+              <w:instrText xml:space="preserve">PAGEREF _Toc132 \h</w:instrText>
               <w:fldChar w:fldCharType="separate"/>
               <w:fldChar w:fldCharType="end"/>
             </w:r>
@@ -267,16 +267,16 @@
             </w:tabs>
             <w:ind w:left="220"/>
           </w:pPr>
-          <w:hyperlink w:history="1" w:anchor="_Toc125">
-            <w:r>
-              <w:t xml:space="preserve">Onde cada informação aparece nas execuções do n8n</w:t>
+          <w:hyperlink w:history="1" w:anchor="_Toc133">
+            <w:r>
+              <w:t xml:space="preserve">Dicionário de dados</w:t>
             </w:r>
             <w:r>
               <w:tab/>
             </w:r>
             <w:r>
               <w:fldChar w:fldCharType="begin" w:dirty="true"/>
-              <w:instrText xml:space="preserve">PAGEREF _Toc125 \h</w:instrText>
+              <w:instrText xml:space="preserve">PAGEREF _Toc133 \h</w:instrText>
               <w:fldChar w:fldCharType="separate"/>
               <w:fldChar w:fldCharType="end"/>
             </w:r>
@@ -290,7 +290,30 @@
             </w:tabs>
             <w:ind w:left="220"/>
           </w:pPr>
-          <w:hyperlink w:history="1" w:anchor="_Toc126">
+          <w:hyperlink w:history="1" w:anchor="_Toc134">
+            <w:r>
+              <w:t xml:space="preserve">Onde cada informação aparece nas execuções do n8n</w:t>
+            </w:r>
+            <w:r>
+              <w:tab/>
+            </w:r>
+            <w:r>
+              <w:fldChar w:fldCharType="begin" w:dirty="true"/>
+              <w:instrText xml:space="preserve">PAGEREF _Toc134 \h</w:instrText>
+              <w:fldChar w:fldCharType="separate"/>
+              <w:fldChar w:fldCharType="end"/>
+            </w:r>
+          </w:hyperlink>
+        </w:p>
+        <w:p>
+          <w:pPr>
+            <w:pStyle w:val="TOC2"/>
+            <w:tabs>
+              <w:tab w:val="right" w:pos="9638" w:leader="dot"/>
+            </w:tabs>
+            <w:ind w:left="220"/>
+          </w:pPr>
+          <w:hyperlink w:history="1" w:anchor="_Toc135">
             <w:r>
               <w:t xml:space="preserve">Consultas úteis</w:t>
             </w:r>
@@ -299,7 +322,7 @@
             </w:r>
             <w:r>
               <w:fldChar w:fldCharType="begin" w:dirty="true"/>
-              <w:instrText xml:space="preserve">PAGEREF _Toc126 \h</w:instrText>
+              <w:instrText xml:space="preserve">PAGEREF _Toc135 \h</w:instrText>
               <w:fldChar w:fldCharType="separate"/>
               <w:fldChar w:fldCharType="end"/>
             </w:r>
@@ -317,11 +340,11 @@
         <w:pStyle w:val="Heading1"/>
         <w:pageBreakBefore/>
       </w:pPr>
-      <w:bookmarkStart w:name="_Toc121" w:id="121"/>
+      <w:bookmarkStart w:name="_Toc129" w:id="129"/>
       <w:r>
         <w:t xml:space="preserve">Banco de dados</w:t>
       </w:r>
-      <w:bookmarkEnd w:id="121"/>
+      <w:bookmarkEnd w:id="129"/>
     </w:p>
     <w:p>
       <w:pPr>
@@ -362,6 +385,15 @@
           <w:color w:val="1C1FC8"/>
         </w:rPr>
         <w:t xml:space="preserve">sql/criar_tabelas_solicitacoes.sql</w:t>
+      </w:r>
+      <w:r>
+        <w:t xml:space="preserve">, </w:t>
+      </w:r>
+      <w:r>
+        <w:rPr>
+          <w:color w:val="1C1FC8"/>
+        </w:rPr>
+        <w:t xml:space="preserve">sql/criar_tabelas_unidades.sql</w:t>
       </w:r>
       <w:r>
         <w:t xml:space="preserve"> e </w:t>
@@ -426,7 +458,7 @@
           <w:szCs w:val="18"/>
           <w:shd w:fill="F1ECFB" w:color="auto" w:val="clear"/>
         </w:rPr>
-        <w:t xml:space="preserve">TST Araguari</w:t>
+        <w:t xml:space="preserve">TST Araguari - Integracao</w:t>
       </w:r>
       <w:r>
         <w:t xml:space="preserve"> do n8n.</w:t>
@@ -436,11 +468,11 @@
       <w:pPr>
         <w:pStyle w:val="Heading2"/>
       </w:pPr>
-      <w:bookmarkStart w:name="_Toc122" w:id="122"/>
+      <w:bookmarkStart w:name="_Toc130" w:id="130"/>
       <w:r>
         <w:t xml:space="preserve">Resumo</w:t>
       </w:r>
-      <w:bookmarkEnd w:id="122"/>
+      <w:bookmarkEnd w:id="130"/>
     </w:p>
     <w:tbl>
       <w:tblPr>
@@ -1814,7 +1846,7 @@
               <w:spacing w:after="40" w:before="40"/>
             </w:pPr>
             <w:r>
-              <w:t xml:space="preserve">Eventos de usuário: criação, perfil, senha, falhas de login</w:t>
+              <w:t xml:space="preserve">Eventos de usuário: criação, perfil, senha, unidades, falhas de login</w:t>
             </w:r>
           </w:p>
         </w:tc>
@@ -1885,6 +1917,320 @@
                 <w:shd w:fill="F1ECFB" w:color="auto" w:val="clear"/>
               </w:rPr>
               <w:t xml:space="preserve">INSERT</w:t>
+            </w:r>
+          </w:p>
+        </w:tc>
+      </w:tr>
+      <w:tr>
+        <w:trPr>
+          <w:cantSplit/>
+        </w:trPr>
+        <w:tc>
+          <w:tcPr>
+            <w:tcW w:type="dxa" w:w="1025"/>
+            <w:tcMar>
+              <w:top w:type="dxa" w:w="60"/>
+              <w:left w:type="dxa" w:w="100"/>
+              <w:bottom w:type="dxa" w:w="60"/>
+              <w:right w:type="dxa" w:w="100"/>
+            </w:tcMar>
+          </w:tcPr>
+          <w:p>
+            <w:pPr>
+              <w:spacing w:after="40" w:before="40"/>
+            </w:pPr>
+            <w:r>
+              <w:rPr>
+                <w:rFonts w:ascii="Consolas" w:cs="Consolas" w:eastAsia="Consolas" w:hAnsi="Consolas"/>
+                <w:color w:val="6A1BBF"/>
+                <w:sz w:val="18"/>
+                <w:szCs w:val="18"/>
+                <w:shd w:fill="F1ECFB" w:color="auto" w:val="clear"/>
+              </w:rPr>
+              <w:t xml:space="preserve">dbo.CtlCnnUnidade</w:t>
+            </w:r>
+          </w:p>
+        </w:tc>
+        <w:tc>
+          <w:tcPr>
+            <w:tcW w:type="dxa" w:w="2304"/>
+            <w:tcMar>
+              <w:top w:type="dxa" w:w="60"/>
+              <w:left w:type="dxa" w:w="100"/>
+              <w:bottom w:type="dxa" w:w="60"/>
+              <w:right w:type="dxa" w:w="100"/>
+            </w:tcMar>
+          </w:tcPr>
+          <w:p>
+            <w:pPr>
+              <w:spacing w:after="40" w:before="40"/>
+            </w:pPr>
+            <w:r>
+              <w:t xml:space="preserve">As </w:t>
+            </w:r>
+            <w:r>
+              <w:rPr>
+                <w:b/>
+                <w:bCs/>
+              </w:rPr>
+              <w:t xml:space="preserve">unidades</w:t>
+            </w:r>
+            <w:r>
+              <w:t xml:space="preserve"> (clínicas do CNN): </w:t>
+            </w:r>
+            <w:r>
+              <w:rPr>
+                <w:rFonts w:ascii="Consolas" w:cs="Consolas" w:eastAsia="Consolas" w:hAnsi="Consolas"/>
+                <w:color w:val="6A1BBF"/>
+                <w:sz w:val="18"/>
+                <w:szCs w:val="18"/>
+                <w:shd w:fill="F1ECFB" w:color="auto" w:val="clear"/>
+              </w:rPr>
+              <w:t xml:space="preserve">IdUnidade</w:t>
+            </w:r>
+            <w:r>
+              <w:t xml:space="preserve">, </w:t>
+            </w:r>
+            <w:r>
+              <w:rPr>
+                <w:rFonts w:ascii="Consolas" w:cs="Consolas" w:eastAsia="Consolas" w:hAnsi="Consolas"/>
+                <w:color w:val="6A1BBF"/>
+                <w:sz w:val="18"/>
+                <w:szCs w:val="18"/>
+                <w:shd w:fill="F1ECFB" w:color="auto" w:val="clear"/>
+              </w:rPr>
+              <w:t xml:space="preserve">Codigo</w:t>
+            </w:r>
+            <w:r>
+              <w:t xml:space="preserve">, </w:t>
+            </w:r>
+            <w:r>
+              <w:rPr>
+                <w:rFonts w:ascii="Consolas" w:cs="Consolas" w:eastAsia="Consolas" w:hAnsi="Consolas"/>
+                <w:color w:val="6A1BBF"/>
+                <w:sz w:val="18"/>
+                <w:szCs w:val="18"/>
+                <w:shd w:fill="F1ECFB" w:color="auto" w:val="clear"/>
+              </w:rPr>
+              <w:t xml:space="preserve">Nome</w:t>
+            </w:r>
+            <w:r>
+              <w:t xml:space="preserve">, </w:t>
+            </w:r>
+            <w:r>
+              <w:rPr>
+                <w:rFonts w:ascii="Consolas" w:cs="Consolas" w:eastAsia="Consolas" w:hAnsi="Consolas"/>
+                <w:color w:val="6A1BBF"/>
+                <w:sz w:val="18"/>
+                <w:szCs w:val="18"/>
+                <w:shd w:fill="F1ECFB" w:color="auto" w:val="clear"/>
+              </w:rPr>
+              <w:t xml:space="preserve">Ativa</w:t>
+            </w:r>
+          </w:p>
+        </w:tc>
+        <w:tc>
+          <w:tcPr>
+            <w:tcW w:type="dxa" w:w="2304"/>
+            <w:tcMar>
+              <w:top w:type="dxa" w:w="60"/>
+              <w:left w:type="dxa" w:w="100"/>
+              <w:bottom w:type="dxa" w:w="60"/>
+              <w:right w:type="dxa" w:w="100"/>
+            </w:tcMar>
+          </w:tcPr>
+          <w:p>
+            <w:pPr>
+              <w:spacing w:after="40" w:before="40"/>
+            </w:pPr>
+            <w:r>
+              <w:t xml:space="preserve">À mão (script ou SSMS)</w:t>
+            </w:r>
+          </w:p>
+        </w:tc>
+        <w:tc>
+          <w:tcPr>
+            <w:tcW w:type="dxa" w:w="2304"/>
+            <w:tcMar>
+              <w:top w:type="dxa" w:w="60"/>
+              <w:left w:type="dxa" w:w="100"/>
+              <w:bottom w:type="dxa" w:w="60"/>
+              <w:right w:type="dxa" w:w="100"/>
+            </w:tcMar>
+          </w:tcPr>
+          <w:p>
+            <w:pPr>
+              <w:spacing w:after="40" w:before="40"/>
+            </w:pPr>
+            <w:r>
+              <w:t xml:space="preserve">Todos os workflows</w:t>
+            </w:r>
+          </w:p>
+        </w:tc>
+        <w:tc>
+          <w:tcPr>
+            <w:tcW w:type="dxa" w:w="1701"/>
+            <w:tcMar>
+              <w:top w:type="dxa" w:w="60"/>
+              <w:left w:type="dxa" w:w="100"/>
+              <w:bottom w:type="dxa" w:w="60"/>
+              <w:right w:type="dxa" w:w="100"/>
+            </w:tcMar>
+          </w:tcPr>
+          <w:p>
+            <w:pPr>
+              <w:spacing w:after="40" w:before="40"/>
+            </w:pPr>
+            <w:r>
+              <w:t xml:space="preserve">Sem prazo. Desativar com </w:t>
+            </w:r>
+            <w:r>
+              <w:rPr>
+                <w:rFonts w:ascii="Consolas" w:cs="Consolas" w:eastAsia="Consolas" w:hAnsi="Consolas"/>
+                <w:color w:val="6A1BBF"/>
+                <w:sz w:val="18"/>
+                <w:szCs w:val="18"/>
+                <w:shd w:fill="F1ECFB" w:color="auto" w:val="clear"/>
+              </w:rPr>
+              <w:t xml:space="preserve">Ativa = 0</w:t>
+            </w:r>
+          </w:p>
+        </w:tc>
+      </w:tr>
+      <w:tr>
+        <w:trPr>
+          <w:cantSplit/>
+        </w:trPr>
+        <w:tc>
+          <w:tcPr>
+            <w:tcW w:type="dxa" w:w="1025"/>
+            <w:shd w:fill="F6F4FE" w:color="auto" w:val="clear"/>
+            <w:tcMar>
+              <w:top w:type="dxa" w:w="60"/>
+              <w:left w:type="dxa" w:w="100"/>
+              <w:bottom w:type="dxa" w:w="60"/>
+              <w:right w:type="dxa" w:w="100"/>
+            </w:tcMar>
+          </w:tcPr>
+          <w:p>
+            <w:pPr>
+              <w:spacing w:after="40" w:before="40"/>
+            </w:pPr>
+            <w:r>
+              <w:rPr>
+                <w:rFonts w:ascii="Consolas" w:cs="Consolas" w:eastAsia="Consolas" w:hAnsi="Consolas"/>
+                <w:color w:val="6A1BBF"/>
+                <w:sz w:val="18"/>
+                <w:szCs w:val="18"/>
+                <w:shd w:fill="F1ECFB" w:color="auto" w:val="clear"/>
+              </w:rPr>
+              <w:t xml:space="preserve">dbo.CtlCnnUsuarioUnidade</w:t>
+            </w:r>
+          </w:p>
+        </w:tc>
+        <w:tc>
+          <w:tcPr>
+            <w:tcW w:type="dxa" w:w="2304"/>
+            <w:shd w:fill="F6F4FE" w:color="auto" w:val="clear"/>
+            <w:tcMar>
+              <w:top w:type="dxa" w:w="60"/>
+              <w:left w:type="dxa" w:w="100"/>
+              <w:bottom w:type="dxa" w:w="60"/>
+              <w:right w:type="dxa" w:w="100"/>
+            </w:tcMar>
+          </w:tcPr>
+          <w:p>
+            <w:pPr>
+              <w:spacing w:after="40" w:before="40"/>
+            </w:pPr>
+            <w:r>
+              <w:t xml:space="preserve">Unidades de cada Leitor e Editor (o Admin acessa todas e não tem linha)</w:t>
+            </w:r>
+          </w:p>
+        </w:tc>
+        <w:tc>
+          <w:tcPr>
+            <w:tcW w:type="dxa" w:w="2304"/>
+            <w:shd w:fill="F6F4FE" w:color="auto" w:val="clear"/>
+            <w:tcMar>
+              <w:top w:type="dxa" w:w="60"/>
+              <w:left w:type="dxa" w:w="100"/>
+              <w:bottom w:type="dxa" w:w="60"/>
+              <w:right w:type="dxa" w:w="100"/>
+            </w:tcMar>
+          </w:tcPr>
+          <w:p>
+            <w:pPr>
+              <w:spacing w:after="40" w:before="40"/>
+            </w:pPr>
+            <w:r>
+              <w:t xml:space="preserve">Usuários (</w:t>
+            </w:r>
+            <w:r>
+              <w:rPr>
+                <w:rFonts w:ascii="Consolas" w:cs="Consolas" w:eastAsia="Consolas" w:hAnsi="Consolas"/>
+                <w:color w:val="6A1BBF"/>
+                <w:sz w:val="18"/>
+                <w:szCs w:val="18"/>
+                <w:shd w:fill="F1ECFB" w:color="auto" w:val="clear"/>
+              </w:rPr>
+              <w:t xml:space="preserve">criar</w:t>
+            </w:r>
+            <w:r>
+              <w:t xml:space="preserve">, </w:t>
+            </w:r>
+            <w:r>
+              <w:rPr>
+                <w:rFonts w:ascii="Consolas" w:cs="Consolas" w:eastAsia="Consolas" w:hAnsi="Consolas"/>
+                <w:color w:val="6A1BBF"/>
+                <w:sz w:val="18"/>
+                <w:szCs w:val="18"/>
+                <w:shd w:fill="F1ECFB" w:color="auto" w:val="clear"/>
+              </w:rPr>
+              <w:t xml:space="preserve">alterar</w:t>
+            </w:r>
+            <w:r>
+              <w:t xml:space="preserve">)</w:t>
+            </w:r>
+          </w:p>
+        </w:tc>
+        <w:tc>
+          <w:tcPr>
+            <w:tcW w:type="dxa" w:w="2304"/>
+            <w:shd w:fill="F6F4FE" w:color="auto" w:val="clear"/>
+            <w:tcMar>
+              <w:top w:type="dxa" w:w="60"/>
+              <w:left w:type="dxa" w:w="100"/>
+              <w:bottom w:type="dxa" w:w="60"/>
+              <w:right w:type="dxa" w:w="100"/>
+            </w:tcMar>
+          </w:tcPr>
+          <w:p>
+            <w:pPr>
+              <w:spacing w:after="40" w:before="40"/>
+            </w:pPr>
+            <w:r>
+              <w:t xml:space="preserve">Usuários (login, sessão, lista)</w:t>
+            </w:r>
+          </w:p>
+        </w:tc>
+        <w:tc>
+          <w:tcPr>
+            <w:tcW w:type="dxa" w:w="1701"/>
+            <w:shd w:fill="F6F4FE" w:color="auto" w:val="clear"/>
+            <w:tcMar>
+              <w:top w:type="dxa" w:w="60"/>
+              <w:left w:type="dxa" w:w="100"/>
+              <w:bottom w:type="dxa" w:w="60"/>
+              <w:right w:type="dxa" w:w="100"/>
+            </w:tcMar>
+          </w:tcPr>
+          <w:p>
+            <w:pPr>
+              <w:spacing w:after="40" w:before="40"/>
+            </w:pPr>
+            <w:r>
+              <w:t xml:space="preserve">Acompanha o usuário</w:t>
             </w:r>
           </w:p>
         </w:tc>
@@ -2029,18 +2375,1828 @@
       <w:pPr>
         <w:pStyle w:val="Heading2"/>
       </w:pPr>
-      <w:bookmarkStart w:name="_Toc123" w:id="123"/>
-      <w:r>
-        <w:t xml:space="preserve">Diagrama</w:t>
-      </w:r>
-      <w:bookmarkEnd w:id="123"/>
+      <w:bookmarkStart w:name="_Toc131" w:id="131"/>
+      <w:r>
+        <w:t xml:space="preserve">Unidades</w:t>
+      </w:r>
+      <w:bookmarkEnd w:id="131"/>
     </w:p>
     <w:p>
       <w:pPr>
         <w:spacing w:after="120"/>
       </w:pPr>
       <w:r>
-        <w:t xml:space="preserve">As tabelas não têm chave estrangeira: as ligações abaixo são lógicas. Para ficar legível, o modelo está em três partes; uma tabela que aparece sem colunas está detalhada em outra parte. Os diagramas mostram só as colunas principais; a lista completa está no dicionário de dados.</w:t>
+        <w:t xml:space="preserve">Script: </w:t>
+      </w:r>
+      <w:r>
+        <w:rPr>
+          <w:color w:val="1C1FC8"/>
+        </w:rPr>
+        <w:t xml:space="preserve">sql/criar_tabelas_unidades.sql</w:t>
+      </w:r>
+      <w:r>
+        <w:t xml:space="preserve">. Visão geral em </w:t>
+      </w:r>
+      <w:r>
+        <w:rPr>
+          <w:color w:val="1C1FC8"/>
+        </w:rPr>
+        <w:t xml:space="preserve">unidades.md</w:t>
+      </w:r>
+      <w:r>
+        <w:t xml:space="preserve">.</w:t>
+      </w:r>
+    </w:p>
+    <w:p>
+      <w:pPr>
+        <w:pStyle w:val="ListParagraph"/>
+        <w:numPr>
+          <w:ilvl w:val="0"/>
+          <w:numId w:val="2"/>
+        </w:numPr>
+        <w:spacing w:after="60"/>
+      </w:pPr>
+      <w:r>
+        <w:rPr>
+          <w:rFonts w:ascii="Consolas" w:cs="Consolas" w:eastAsia="Consolas" w:hAnsi="Consolas"/>
+          <w:b/>
+          <w:bCs/>
+          <w:color w:val="6A1BBF"/>
+          <w:sz w:val="18"/>
+          <w:szCs w:val="18"/>
+          <w:shd w:fill="F1ECFB" w:color="auto" w:val="clear"/>
+        </w:rPr>
+        <w:t xml:space="preserve">IdUnidade SMALLINT NOT NULL DEFAULT 1</w:t>
+      </w:r>
+      <w:r>
+        <w:t xml:space="preserve"> em </w:t>
+      </w:r>
+      <w:r>
+        <w:rPr>
+          <w:rFonts w:ascii="Consolas" w:cs="Consolas" w:eastAsia="Consolas" w:hAnsi="Consolas"/>
+          <w:color w:val="6A1BBF"/>
+          <w:sz w:val="18"/>
+          <w:szCs w:val="18"/>
+          <w:shd w:fill="F1ECFB" w:color="auto" w:val="clear"/>
+        </w:rPr>
+        <w:t xml:space="preserve">CtlCnnFaltaPaciente</w:t>
+      </w:r>
+      <w:r>
+        <w:t xml:space="preserve">, </w:t>
+      </w:r>
+      <w:r>
+        <w:rPr>
+          <w:rFonts w:ascii="Consolas" w:cs="Consolas" w:eastAsia="Consolas" w:hAnsi="Consolas"/>
+          <w:color w:val="6A1BBF"/>
+          <w:sz w:val="18"/>
+          <w:szCs w:val="18"/>
+          <w:shd w:fill="F1ECFB" w:color="auto" w:val="clear"/>
+        </w:rPr>
+        <w:t xml:space="preserve">CtlCnnFaltaProcedimento</w:t>
+      </w:r>
+      <w:r>
+        <w:t xml:space="preserve">, </w:t>
+      </w:r>
+      <w:r>
+        <w:rPr>
+          <w:rFonts w:ascii="Consolas" w:cs="Consolas" w:eastAsia="Consolas" w:hAnsi="Consolas"/>
+          <w:color w:val="6A1BBF"/>
+          <w:sz w:val="18"/>
+          <w:szCs w:val="18"/>
+          <w:shd w:fill="F1ECFB" w:color="auto" w:val="clear"/>
+        </w:rPr>
+        <w:t xml:space="preserve">CtlCnnCadastro</w:t>
+      </w:r>
+      <w:r>
+        <w:t xml:space="preserve">, </w:t>
+      </w:r>
+      <w:r>
+        <w:rPr>
+          <w:rFonts w:ascii="Consolas" w:cs="Consolas" w:eastAsia="Consolas" w:hAnsi="Consolas"/>
+          <w:color w:val="6A1BBF"/>
+          <w:sz w:val="18"/>
+          <w:szCs w:val="18"/>
+          <w:shd w:fill="F1ECFB" w:color="auto" w:val="clear"/>
+        </w:rPr>
+        <w:t xml:space="preserve">CtlCnnControlePaciente</w:t>
+      </w:r>
+      <w:r>
+        <w:t xml:space="preserve">, </w:t>
+      </w:r>
+      <w:r>
+        <w:rPr>
+          <w:rFonts w:ascii="Consolas" w:cs="Consolas" w:eastAsia="Consolas" w:hAnsi="Consolas"/>
+          <w:color w:val="6A1BBF"/>
+          <w:sz w:val="18"/>
+          <w:szCs w:val="18"/>
+          <w:shd w:fill="F1ECFB" w:color="auto" w:val="clear"/>
+        </w:rPr>
+        <w:t xml:space="preserve">CtlCnnAcaoPaciente</w:t>
+      </w:r>
+      <w:r>
+        <w:t xml:space="preserve"> e </w:t>
+      </w:r>
+      <w:r>
+        <w:rPr>
+          <w:rFonts w:ascii="Consolas" w:cs="Consolas" w:eastAsia="Consolas" w:hAnsi="Consolas"/>
+          <w:color w:val="6A1BBF"/>
+          <w:sz w:val="18"/>
+          <w:szCs w:val="18"/>
+          <w:shd w:fill="F1ECFB" w:color="auto" w:val="clear"/>
+        </w:rPr>
+        <w:t xml:space="preserve">CtlCnnSolicitacao</w:t>
+      </w:r>
+      <w:r>
+        <w:t xml:space="preserve">, com chave estrangeira para </w:t>
+      </w:r>
+      <w:r>
+        <w:rPr>
+          <w:rFonts w:ascii="Consolas" w:cs="Consolas" w:eastAsia="Consolas" w:hAnsi="Consolas"/>
+          <w:color w:val="6A1BBF"/>
+          <w:sz w:val="18"/>
+          <w:szCs w:val="18"/>
+          <w:shd w:fill="F1ECFB" w:color="auto" w:val="clear"/>
+        </w:rPr>
+        <w:t xml:space="preserve">CtlCnnUnidade</w:t>
+      </w:r>
+      <w:r>
+        <w:t xml:space="preserve">. O que existia antes ficou em Salvador (1).</w:t>
+      </w:r>
+    </w:p>
+    <w:p>
+      <w:pPr>
+        <w:pStyle w:val="ListParagraph"/>
+        <w:numPr>
+          <w:ilvl w:val="0"/>
+          <w:numId w:val="2"/>
+        </w:numPr>
+        <w:spacing w:after="60"/>
+      </w:pPr>
+      <w:r>
+        <w:rPr>
+          <w:b/>
+          <w:bCs/>
+        </w:rPr>
+        <w:t xml:space="preserve">Toda consulta filtra a unidade.</w:t>
+      </w:r>
+      <w:r>
+        <w:t xml:space="preserve"> O mesmo </w:t>
+      </w:r>
+      <w:r>
+        <w:rPr>
+          <w:rFonts w:ascii="Consolas" w:cs="Consolas" w:eastAsia="Consolas" w:hAnsi="Consolas"/>
+          <w:color w:val="6A1BBF"/>
+          <w:sz w:val="18"/>
+          <w:szCs w:val="18"/>
+          <w:shd w:fill="F1ECFB" w:color="auto" w:val="clear"/>
+        </w:rPr>
+        <w:t xml:space="preserve">IdPaciente</w:t>
+      </w:r>
+      <w:r>
+        <w:t xml:space="preserve">, </w:t>
+      </w:r>
+      <w:r>
+        <w:rPr>
+          <w:rFonts w:ascii="Consolas" w:cs="Consolas" w:eastAsia="Consolas" w:hAnsi="Consolas"/>
+          <w:color w:val="6A1BBF"/>
+          <w:sz w:val="18"/>
+          <w:szCs w:val="18"/>
+          <w:shd w:fill="F1ECFB" w:color="auto" w:val="clear"/>
+        </w:rPr>
+        <w:t xml:space="preserve">IdAgenda</w:t>
+      </w:r>
+      <w:r>
+        <w:t xml:space="preserve"> ou id de cadastro pode existir nas duas clínicas, por isso as chaves começam por </w:t>
+      </w:r>
+      <w:r>
+        <w:rPr>
+          <w:rFonts w:ascii="Consolas" w:cs="Consolas" w:eastAsia="Consolas" w:hAnsi="Consolas"/>
+          <w:color w:val="6A1BBF"/>
+          <w:sz w:val="18"/>
+          <w:szCs w:val="18"/>
+          <w:shd w:fill="F1ECFB" w:color="auto" w:val="clear"/>
+        </w:rPr>
+        <w:t xml:space="preserve">IdUnidade</w:t>
+      </w:r>
+      <w:r>
+        <w:t xml:space="preserve">:</w:t>
+      </w:r>
+    </w:p>
+    <w:p>
+      <w:pPr>
+        <w:spacing w:after="60"/>
+      </w:pPr>
+    </w:p>
+    <w:tbl>
+      <w:tblPr>
+        <w:tblW w:type="dxa" w:w="9638"/>
+        <w:tblBorders>
+          <w:top w:val="single" w:color="D9D6EA" w:sz="4"/>
+          <w:left w:val="single" w:color="D9D6EA" w:sz="4"/>
+          <w:bottom w:val="single" w:color="D9D6EA" w:sz="4"/>
+          <w:right w:val="single" w:color="D9D6EA" w:sz="4"/>
+          <w:insideH w:val="single" w:color="D9D6EA" w:sz="4"/>
+          <w:insideV w:val="single" w:color="D9D6EA" w:sz="4"/>
+        </w:tblBorders>
+        <w:tblLayout w:type="fixed"/>
+      </w:tblPr>
+      <w:tblGrid>
+        <w:gridCol w:w="3925"/>
+        <w:gridCol w:w="5713"/>
+      </w:tblGrid>
+      <w:tr>
+        <w:trPr>
+          <w:tblHeader/>
+        </w:trPr>
+        <w:tc>
+          <w:tcPr>
+            <w:tcW w:type="dxa" w:w="3925"/>
+            <w:shd w:fill="1C1FC8" w:color="auto" w:val="clear"/>
+            <w:tcMar>
+              <w:top w:type="dxa" w:w="60"/>
+              <w:left w:type="dxa" w:w="100"/>
+              <w:bottom w:type="dxa" w:w="60"/>
+              <w:right w:type="dxa" w:w="100"/>
+            </w:tcMar>
+          </w:tcPr>
+          <w:p>
+            <w:pPr>
+              <w:spacing w:after="40" w:before="40"/>
+            </w:pPr>
+            <w:r>
+              <w:rPr>
+                <w:b/>
+                <w:bCs/>
+                <w:color w:val="FFFFFF"/>
+              </w:rPr>
+              <w:t xml:space="preserve">Chave ou índice</w:t>
+            </w:r>
+          </w:p>
+        </w:tc>
+        <w:tc>
+          <w:tcPr>
+            <w:tcW w:type="dxa" w:w="5713"/>
+            <w:shd w:fill="1C1FC8" w:color="auto" w:val="clear"/>
+            <w:tcMar>
+              <w:top w:type="dxa" w:w="60"/>
+              <w:left w:type="dxa" w:w="100"/>
+              <w:bottom w:type="dxa" w:w="60"/>
+              <w:right w:type="dxa" w:w="100"/>
+            </w:tcMar>
+          </w:tcPr>
+          <w:p>
+            <w:pPr>
+              <w:spacing w:after="40" w:before="40"/>
+            </w:pPr>
+            <w:r>
+              <w:rPr>
+                <w:b/>
+                <w:bCs/>
+                <w:color w:val="FFFFFF"/>
+              </w:rPr>
+              <w:t xml:space="preserve">Colunas</w:t>
+            </w:r>
+          </w:p>
+        </w:tc>
+      </w:tr>
+      <w:tr>
+        <w:trPr>
+          <w:cantSplit/>
+        </w:trPr>
+        <w:tc>
+          <w:tcPr>
+            <w:tcW w:type="dxa" w:w="3925"/>
+            <w:tcMar>
+              <w:top w:type="dxa" w:w="60"/>
+              <w:left w:type="dxa" w:w="100"/>
+              <w:bottom w:type="dxa" w:w="60"/>
+              <w:right w:type="dxa" w:w="100"/>
+            </w:tcMar>
+          </w:tcPr>
+          <w:p>
+            <w:pPr>
+              <w:spacing w:after="40" w:before="40"/>
+            </w:pPr>
+            <w:r>
+              <w:rPr>
+                <w:rFonts w:ascii="Consolas" w:cs="Consolas" w:eastAsia="Consolas" w:hAnsi="Consolas"/>
+                <w:color w:val="6A1BBF"/>
+                <w:sz w:val="18"/>
+                <w:szCs w:val="18"/>
+                <w:shd w:fill="F1ECFB" w:color="auto" w:val="clear"/>
+              </w:rPr>
+              <w:t xml:space="preserve">UQ_CtlCnnFaltaPaciente_IdAgenda</w:t>
+            </w:r>
+          </w:p>
+        </w:tc>
+        <w:tc>
+          <w:tcPr>
+            <w:tcW w:type="dxa" w:w="5713"/>
+            <w:tcMar>
+              <w:top w:type="dxa" w:w="60"/>
+              <w:left w:type="dxa" w:w="100"/>
+              <w:bottom w:type="dxa" w:w="60"/>
+              <w:right w:type="dxa" w:w="100"/>
+            </w:tcMar>
+          </w:tcPr>
+          <w:p>
+            <w:pPr>
+              <w:spacing w:after="40" w:before="40"/>
+            </w:pPr>
+            <w:r>
+              <w:rPr>
+                <w:rFonts w:ascii="Consolas" w:cs="Consolas" w:eastAsia="Consolas" w:hAnsi="Consolas"/>
+                <w:color w:val="6A1BBF"/>
+                <w:sz w:val="18"/>
+                <w:szCs w:val="18"/>
+                <w:shd w:fill="F1ECFB" w:color="auto" w:val="clear"/>
+              </w:rPr>
+              <w:t xml:space="preserve">(IdUnidade, IdAgenda)</w:t>
+            </w:r>
+          </w:p>
+        </w:tc>
+      </w:tr>
+      <w:tr>
+        <w:trPr>
+          <w:cantSplit/>
+        </w:trPr>
+        <w:tc>
+          <w:tcPr>
+            <w:tcW w:type="dxa" w:w="3925"/>
+            <w:shd w:fill="F6F4FE" w:color="auto" w:val="clear"/>
+            <w:tcMar>
+              <w:top w:type="dxa" w:w="60"/>
+              <w:left w:type="dxa" w:w="100"/>
+              <w:bottom w:type="dxa" w:w="60"/>
+              <w:right w:type="dxa" w:w="100"/>
+            </w:tcMar>
+          </w:tcPr>
+          <w:p>
+            <w:pPr>
+              <w:spacing w:after="40" w:before="40"/>
+            </w:pPr>
+            <w:r>
+              <w:rPr>
+                <w:rFonts w:ascii="Consolas" w:cs="Consolas" w:eastAsia="Consolas" w:hAnsi="Consolas"/>
+                <w:color w:val="6A1BBF"/>
+                <w:sz w:val="18"/>
+                <w:szCs w:val="18"/>
+                <w:shd w:fill="F1ECFB" w:color="auto" w:val="clear"/>
+              </w:rPr>
+              <w:t xml:space="preserve">IX_CtlCnnFaltaPaciente_IdPaciente_NumeroFalta</w:t>
+            </w:r>
+          </w:p>
+        </w:tc>
+        <w:tc>
+          <w:tcPr>
+            <w:tcW w:type="dxa" w:w="5713"/>
+            <w:shd w:fill="F6F4FE" w:color="auto" w:val="clear"/>
+            <w:tcMar>
+              <w:top w:type="dxa" w:w="60"/>
+              <w:left w:type="dxa" w:w="100"/>
+              <w:bottom w:type="dxa" w:w="60"/>
+              <w:right w:type="dxa" w:w="100"/>
+            </w:tcMar>
+          </w:tcPr>
+          <w:p>
+            <w:pPr>
+              <w:spacing w:after="40" w:before="40"/>
+            </w:pPr>
+            <w:r>
+              <w:rPr>
+                <w:rFonts w:ascii="Consolas" w:cs="Consolas" w:eastAsia="Consolas" w:hAnsi="Consolas"/>
+                <w:color w:val="6A1BBF"/>
+                <w:sz w:val="18"/>
+                <w:szCs w:val="18"/>
+                <w:shd w:fill="F1ECFB" w:color="auto" w:val="clear"/>
+              </w:rPr>
+              <w:t xml:space="preserve">(IdUnidade, IdPaciente, NumeroFalta)</w:t>
+            </w:r>
+          </w:p>
+        </w:tc>
+      </w:tr>
+      <w:tr>
+        <w:trPr>
+          <w:cantSplit/>
+        </w:trPr>
+        <w:tc>
+          <w:tcPr>
+            <w:tcW w:type="dxa" w:w="3925"/>
+            <w:tcMar>
+              <w:top w:type="dxa" w:w="60"/>
+              <w:left w:type="dxa" w:w="100"/>
+              <w:bottom w:type="dxa" w:w="60"/>
+              <w:right w:type="dxa" w:w="100"/>
+            </w:tcMar>
+          </w:tcPr>
+          <w:p>
+            <w:pPr>
+              <w:spacing w:after="40" w:before="40"/>
+            </w:pPr>
+            <w:r>
+              <w:rPr>
+                <w:rFonts w:ascii="Consolas" w:cs="Consolas" w:eastAsia="Consolas" w:hAnsi="Consolas"/>
+                <w:color w:val="6A1BBF"/>
+                <w:sz w:val="18"/>
+                <w:szCs w:val="18"/>
+                <w:shd w:fill="F1ECFB" w:color="auto" w:val="clear"/>
+              </w:rPr>
+              <w:t xml:space="preserve">IX_CtlCnnFaltaPaciente_DataFalta</w:t>
+            </w:r>
+          </w:p>
+        </w:tc>
+        <w:tc>
+          <w:tcPr>
+            <w:tcW w:type="dxa" w:w="5713"/>
+            <w:tcMar>
+              <w:top w:type="dxa" w:w="60"/>
+              <w:left w:type="dxa" w:w="100"/>
+              <w:bottom w:type="dxa" w:w="60"/>
+              <w:right w:type="dxa" w:w="100"/>
+            </w:tcMar>
+          </w:tcPr>
+          <w:p>
+            <w:pPr>
+              <w:spacing w:after="40" w:before="40"/>
+            </w:pPr>
+            <w:r>
+              <w:rPr>
+                <w:rFonts w:ascii="Consolas" w:cs="Consolas" w:eastAsia="Consolas" w:hAnsi="Consolas"/>
+                <w:color w:val="6A1BBF"/>
+                <w:sz w:val="18"/>
+                <w:szCs w:val="18"/>
+                <w:shd w:fill="F1ECFB" w:color="auto" w:val="clear"/>
+              </w:rPr>
+              <w:t xml:space="preserve">(IdUnidade, DataFalta)</w:t>
+            </w:r>
+          </w:p>
+        </w:tc>
+      </w:tr>
+      <w:tr>
+        <w:trPr>
+          <w:cantSplit/>
+        </w:trPr>
+        <w:tc>
+          <w:tcPr>
+            <w:tcW w:type="dxa" w:w="3925"/>
+            <w:shd w:fill="F6F4FE" w:color="auto" w:val="clear"/>
+            <w:tcMar>
+              <w:top w:type="dxa" w:w="60"/>
+              <w:left w:type="dxa" w:w="100"/>
+              <w:bottom w:type="dxa" w:w="60"/>
+              <w:right w:type="dxa" w:w="100"/>
+            </w:tcMar>
+          </w:tcPr>
+          <w:p>
+            <w:pPr>
+              <w:spacing w:after="40" w:before="40"/>
+            </w:pPr>
+            <w:r>
+              <w:rPr>
+                <w:rFonts w:ascii="Consolas" w:cs="Consolas" w:eastAsia="Consolas" w:hAnsi="Consolas"/>
+                <w:color w:val="6A1BBF"/>
+                <w:sz w:val="18"/>
+                <w:szCs w:val="18"/>
+                <w:shd w:fill="F1ECFB" w:color="auto" w:val="clear"/>
+              </w:rPr>
+              <w:t xml:space="preserve">PK_CtlCnnFaltaProcedimento</w:t>
+            </w:r>
+          </w:p>
+        </w:tc>
+        <w:tc>
+          <w:tcPr>
+            <w:tcW w:type="dxa" w:w="5713"/>
+            <w:shd w:fill="F6F4FE" w:color="auto" w:val="clear"/>
+            <w:tcMar>
+              <w:top w:type="dxa" w:w="60"/>
+              <w:left w:type="dxa" w:w="100"/>
+              <w:bottom w:type="dxa" w:w="60"/>
+              <w:right w:type="dxa" w:w="100"/>
+            </w:tcMar>
+          </w:tcPr>
+          <w:p>
+            <w:pPr>
+              <w:spacing w:after="40" w:before="40"/>
+            </w:pPr>
+            <w:r>
+              <w:rPr>
+                <w:rFonts w:ascii="Consolas" w:cs="Consolas" w:eastAsia="Consolas" w:hAnsi="Consolas"/>
+                <w:color w:val="6A1BBF"/>
+                <w:sz w:val="18"/>
+                <w:szCs w:val="18"/>
+                <w:shd w:fill="F1ECFB" w:color="auto" w:val="clear"/>
+              </w:rPr>
+              <w:t xml:space="preserve">(IdUnidade, IdAgenda, IdTipoProcedimento)</w:t>
+            </w:r>
+          </w:p>
+        </w:tc>
+      </w:tr>
+      <w:tr>
+        <w:trPr>
+          <w:cantSplit/>
+        </w:trPr>
+        <w:tc>
+          <w:tcPr>
+            <w:tcW w:type="dxa" w:w="3925"/>
+            <w:tcMar>
+              <w:top w:type="dxa" w:w="60"/>
+              <w:left w:type="dxa" w:w="100"/>
+              <w:bottom w:type="dxa" w:w="60"/>
+              <w:right w:type="dxa" w:w="100"/>
+            </w:tcMar>
+          </w:tcPr>
+          <w:p>
+            <w:pPr>
+              <w:spacing w:after="40" w:before="40"/>
+            </w:pPr>
+            <w:r>
+              <w:rPr>
+                <w:rFonts w:ascii="Consolas" w:cs="Consolas" w:eastAsia="Consolas" w:hAnsi="Consolas"/>
+                <w:color w:val="6A1BBF"/>
+                <w:sz w:val="18"/>
+                <w:szCs w:val="18"/>
+                <w:shd w:fill="F1ECFB" w:color="auto" w:val="clear"/>
+              </w:rPr>
+              <w:t xml:space="preserve">PK_CtlCnnCadastro</w:t>
+            </w:r>
+          </w:p>
+        </w:tc>
+        <w:tc>
+          <w:tcPr>
+            <w:tcW w:type="dxa" w:w="5713"/>
+            <w:tcMar>
+              <w:top w:type="dxa" w:w="60"/>
+              <w:left w:type="dxa" w:w="100"/>
+              <w:bottom w:type="dxa" w:w="60"/>
+              <w:right w:type="dxa" w:w="100"/>
+            </w:tcMar>
+          </w:tcPr>
+          <w:p>
+            <w:pPr>
+              <w:spacing w:after="40" w:before="40"/>
+            </w:pPr>
+            <w:r>
+              <w:rPr>
+                <w:rFonts w:ascii="Consolas" w:cs="Consolas" w:eastAsia="Consolas" w:hAnsi="Consolas"/>
+                <w:color w:val="6A1BBF"/>
+                <w:sz w:val="18"/>
+                <w:szCs w:val="18"/>
+                <w:shd w:fill="F1ECFB" w:color="auto" w:val="clear"/>
+              </w:rPr>
+              <w:t xml:space="preserve">(IdUnidade, Tipo, Id)</w:t>
+            </w:r>
+          </w:p>
+        </w:tc>
+      </w:tr>
+      <w:tr>
+        <w:trPr>
+          <w:cantSplit/>
+        </w:trPr>
+        <w:tc>
+          <w:tcPr>
+            <w:tcW w:type="dxa" w:w="3925"/>
+            <w:shd w:fill="F6F4FE" w:color="auto" w:val="clear"/>
+            <w:tcMar>
+              <w:top w:type="dxa" w:w="60"/>
+              <w:left w:type="dxa" w:w="100"/>
+              <w:bottom w:type="dxa" w:w="60"/>
+              <w:right w:type="dxa" w:w="100"/>
+            </w:tcMar>
+          </w:tcPr>
+          <w:p>
+            <w:pPr>
+              <w:spacing w:after="40" w:before="40"/>
+            </w:pPr>
+            <w:r>
+              <w:rPr>
+                <w:rFonts w:ascii="Consolas" w:cs="Consolas" w:eastAsia="Consolas" w:hAnsi="Consolas"/>
+                <w:color w:val="6A1BBF"/>
+                <w:sz w:val="18"/>
+                <w:szCs w:val="18"/>
+                <w:shd w:fill="F1ECFB" w:color="auto" w:val="clear"/>
+              </w:rPr>
+              <w:t xml:space="preserve">PK_CtlCnnControlePaciente</w:t>
+            </w:r>
+          </w:p>
+        </w:tc>
+        <w:tc>
+          <w:tcPr>
+            <w:tcW w:type="dxa" w:w="5713"/>
+            <w:shd w:fill="F6F4FE" w:color="auto" w:val="clear"/>
+            <w:tcMar>
+              <w:top w:type="dxa" w:w="60"/>
+              <w:left w:type="dxa" w:w="100"/>
+              <w:bottom w:type="dxa" w:w="60"/>
+              <w:right w:type="dxa" w:w="100"/>
+            </w:tcMar>
+          </w:tcPr>
+          <w:p>
+            <w:pPr>
+              <w:spacing w:after="40" w:before="40"/>
+            </w:pPr>
+            <w:r>
+              <w:rPr>
+                <w:rFonts w:ascii="Consolas" w:cs="Consolas" w:eastAsia="Consolas" w:hAnsi="Consolas"/>
+                <w:color w:val="6A1BBF"/>
+                <w:sz w:val="18"/>
+                <w:szCs w:val="18"/>
+                <w:shd w:fill="F1ECFB" w:color="auto" w:val="clear"/>
+              </w:rPr>
+              <w:t xml:space="preserve">(IdUnidade, IdPaciente)</w:t>
+            </w:r>
+          </w:p>
+        </w:tc>
+      </w:tr>
+      <w:tr>
+        <w:trPr>
+          <w:cantSplit/>
+        </w:trPr>
+        <w:tc>
+          <w:tcPr>
+            <w:tcW w:type="dxa" w:w="3925"/>
+            <w:tcMar>
+              <w:top w:type="dxa" w:w="60"/>
+              <w:left w:type="dxa" w:w="100"/>
+              <w:bottom w:type="dxa" w:w="60"/>
+              <w:right w:type="dxa" w:w="100"/>
+            </w:tcMar>
+          </w:tcPr>
+          <w:p>
+            <w:pPr>
+              <w:spacing w:after="40" w:before="40"/>
+            </w:pPr>
+            <w:r>
+              <w:rPr>
+                <w:rFonts w:ascii="Consolas" w:cs="Consolas" w:eastAsia="Consolas" w:hAnsi="Consolas"/>
+                <w:color w:val="6A1BBF"/>
+                <w:sz w:val="18"/>
+                <w:szCs w:val="18"/>
+                <w:shd w:fill="F1ECFB" w:color="auto" w:val="clear"/>
+              </w:rPr>
+              <w:t xml:space="preserve">IX_CtlCnnControlePaciente_Situacao</w:t>
+            </w:r>
+          </w:p>
+        </w:tc>
+        <w:tc>
+          <w:tcPr>
+            <w:tcW w:type="dxa" w:w="5713"/>
+            <w:tcMar>
+              <w:top w:type="dxa" w:w="60"/>
+              <w:left w:type="dxa" w:w="100"/>
+              <w:bottom w:type="dxa" w:w="60"/>
+              <w:right w:type="dxa" w:w="100"/>
+            </w:tcMar>
+          </w:tcPr>
+          <w:p>
+            <w:pPr>
+              <w:spacing w:after="40" w:before="40"/>
+            </w:pPr>
+            <w:r>
+              <w:rPr>
+                <w:rFonts w:ascii="Consolas" w:cs="Consolas" w:eastAsia="Consolas" w:hAnsi="Consolas"/>
+                <w:color w:val="6A1BBF"/>
+                <w:sz w:val="18"/>
+                <w:szCs w:val="18"/>
+                <w:shd w:fill="F1ECFB" w:color="auto" w:val="clear"/>
+              </w:rPr>
+              <w:t xml:space="preserve">(IdUnidade, Situacao)</w:t>
+            </w:r>
+          </w:p>
+        </w:tc>
+      </w:tr>
+      <w:tr>
+        <w:trPr>
+          <w:cantSplit/>
+        </w:trPr>
+        <w:tc>
+          <w:tcPr>
+            <w:tcW w:type="dxa" w:w="3925"/>
+            <w:shd w:fill="F6F4FE" w:color="auto" w:val="clear"/>
+            <w:tcMar>
+              <w:top w:type="dxa" w:w="60"/>
+              <w:left w:type="dxa" w:w="100"/>
+              <w:bottom w:type="dxa" w:w="60"/>
+              <w:right w:type="dxa" w:w="100"/>
+            </w:tcMar>
+          </w:tcPr>
+          <w:p>
+            <w:pPr>
+              <w:spacing w:after="40" w:before="40"/>
+            </w:pPr>
+            <w:r>
+              <w:rPr>
+                <w:rFonts w:ascii="Consolas" w:cs="Consolas" w:eastAsia="Consolas" w:hAnsi="Consolas"/>
+                <w:color w:val="6A1BBF"/>
+                <w:sz w:val="18"/>
+                <w:szCs w:val="18"/>
+                <w:shd w:fill="F1ECFB" w:color="auto" w:val="clear"/>
+              </w:rPr>
+              <w:t xml:space="preserve">IX_CtlCnnAcaoPaciente_IdPaciente_CriadoEm</w:t>
+            </w:r>
+          </w:p>
+        </w:tc>
+        <w:tc>
+          <w:tcPr>
+            <w:tcW w:type="dxa" w:w="5713"/>
+            <w:shd w:fill="F6F4FE" w:color="auto" w:val="clear"/>
+            <w:tcMar>
+              <w:top w:type="dxa" w:w="60"/>
+              <w:left w:type="dxa" w:w="100"/>
+              <w:bottom w:type="dxa" w:w="60"/>
+              <w:right w:type="dxa" w:w="100"/>
+            </w:tcMar>
+          </w:tcPr>
+          <w:p>
+            <w:pPr>
+              <w:spacing w:after="40" w:before="40"/>
+            </w:pPr>
+            <w:r>
+              <w:rPr>
+                <w:rFonts w:ascii="Consolas" w:cs="Consolas" w:eastAsia="Consolas" w:hAnsi="Consolas"/>
+                <w:color w:val="6A1BBF"/>
+                <w:sz w:val="18"/>
+                <w:szCs w:val="18"/>
+                <w:shd w:fill="F1ECFB" w:color="auto" w:val="clear"/>
+              </w:rPr>
+              <w:t xml:space="preserve">(IdUnidade, IdPaciente, CriadoEm DESC)</w:t>
+            </w:r>
+          </w:p>
+        </w:tc>
+      </w:tr>
+      <w:tr>
+        <w:trPr>
+          <w:cantSplit/>
+        </w:trPr>
+        <w:tc>
+          <w:tcPr>
+            <w:tcW w:type="dxa" w:w="3925"/>
+            <w:tcMar>
+              <w:top w:type="dxa" w:w="60"/>
+              <w:left w:type="dxa" w:w="100"/>
+              <w:bottom w:type="dxa" w:w="60"/>
+              <w:right w:type="dxa" w:w="100"/>
+            </w:tcMar>
+          </w:tcPr>
+          <w:p>
+            <w:pPr>
+              <w:spacing w:after="40" w:before="40"/>
+            </w:pPr>
+            <w:r>
+              <w:rPr>
+                <w:rFonts w:ascii="Consolas" w:cs="Consolas" w:eastAsia="Consolas" w:hAnsi="Consolas"/>
+                <w:color w:val="6A1BBF"/>
+                <w:sz w:val="18"/>
+                <w:szCs w:val="18"/>
+                <w:shd w:fill="F1ECFB" w:color="auto" w:val="clear"/>
+              </w:rPr>
+              <w:t xml:space="preserve">IX_CtlCnnAcaoPaciente_CriadoEm</w:t>
+            </w:r>
+          </w:p>
+        </w:tc>
+        <w:tc>
+          <w:tcPr>
+            <w:tcW w:type="dxa" w:w="5713"/>
+            <w:tcMar>
+              <w:top w:type="dxa" w:w="60"/>
+              <w:left w:type="dxa" w:w="100"/>
+              <w:bottom w:type="dxa" w:w="60"/>
+              <w:right w:type="dxa" w:w="100"/>
+            </w:tcMar>
+          </w:tcPr>
+          <w:p>
+            <w:pPr>
+              <w:spacing w:after="40" w:before="40"/>
+            </w:pPr>
+            <w:r>
+              <w:rPr>
+                <w:rFonts w:ascii="Consolas" w:cs="Consolas" w:eastAsia="Consolas" w:hAnsi="Consolas"/>
+                <w:color w:val="6A1BBF"/>
+                <w:sz w:val="18"/>
+                <w:szCs w:val="18"/>
+                <w:shd w:fill="F1ECFB" w:color="auto" w:val="clear"/>
+              </w:rPr>
+              <w:t xml:space="preserve">(IdUnidade, CriadoEm DESC)</w:t>
+            </w:r>
+          </w:p>
+        </w:tc>
+      </w:tr>
+      <w:tr>
+        <w:trPr>
+          <w:cantSplit/>
+        </w:trPr>
+        <w:tc>
+          <w:tcPr>
+            <w:tcW w:type="dxa" w:w="3925"/>
+            <w:shd w:fill="F6F4FE" w:color="auto" w:val="clear"/>
+            <w:tcMar>
+              <w:top w:type="dxa" w:w="60"/>
+              <w:left w:type="dxa" w:w="100"/>
+              <w:bottom w:type="dxa" w:w="60"/>
+              <w:right w:type="dxa" w:w="100"/>
+            </w:tcMar>
+          </w:tcPr>
+          <w:p>
+            <w:pPr>
+              <w:spacing w:after="40" w:before="40"/>
+            </w:pPr>
+            <w:r>
+              <w:rPr>
+                <w:rFonts w:ascii="Consolas" w:cs="Consolas" w:eastAsia="Consolas" w:hAnsi="Consolas"/>
+                <w:color w:val="6A1BBF"/>
+                <w:sz w:val="18"/>
+                <w:szCs w:val="18"/>
+                <w:shd w:fill="F1ECFB" w:color="auto" w:val="clear"/>
+              </w:rPr>
+              <w:t xml:space="preserve">UX_CtlCnnSolicitacao_Aberta</w:t>
+            </w:r>
+          </w:p>
+        </w:tc>
+        <w:tc>
+          <w:tcPr>
+            <w:tcW w:type="dxa" w:w="5713"/>
+            <w:shd w:fill="F6F4FE" w:color="auto" w:val="clear"/>
+            <w:tcMar>
+              <w:top w:type="dxa" w:w="60"/>
+              <w:left w:type="dxa" w:w="100"/>
+              <w:bottom w:type="dxa" w:w="60"/>
+              <w:right w:type="dxa" w:w="100"/>
+            </w:tcMar>
+          </w:tcPr>
+          <w:p>
+            <w:pPr>
+              <w:spacing w:after="40" w:before="40"/>
+            </w:pPr>
+            <w:r>
+              <w:rPr>
+                <w:rFonts w:ascii="Consolas" w:cs="Consolas" w:eastAsia="Consolas" w:hAnsi="Consolas"/>
+                <w:color w:val="6A1BBF"/>
+                <w:sz w:val="18"/>
+                <w:szCs w:val="18"/>
+                <w:shd w:fill="F1ECFB" w:color="auto" w:val="clear"/>
+              </w:rPr>
+              <w:t xml:space="preserve">(IdUnidade, IdPaciente)</w:t>
+            </w:r>
+            <w:r>
+              <w:t xml:space="preserve">, só </w:t>
+            </w:r>
+            <w:r>
+              <w:rPr>
+                <w:rFonts w:ascii="Consolas" w:cs="Consolas" w:eastAsia="Consolas" w:hAnsi="Consolas"/>
+                <w:color w:val="6A1BBF"/>
+                <w:sz w:val="18"/>
+                <w:szCs w:val="18"/>
+                <w:shd w:fill="F1ECFB" w:color="auto" w:val="clear"/>
+              </w:rPr>
+              <w:t xml:space="preserve">PENDENTE</w:t>
+            </w:r>
+            <w:r>
+              <w:t xml:space="preserve"> e </w:t>
+            </w:r>
+            <w:r>
+              <w:rPr>
+                <w:rFonts w:ascii="Consolas" w:cs="Consolas" w:eastAsia="Consolas" w:hAnsi="Consolas"/>
+                <w:color w:val="6A1BBF"/>
+                <w:sz w:val="18"/>
+                <w:szCs w:val="18"/>
+                <w:shd w:fill="F1ECFB" w:color="auto" w:val="clear"/>
+              </w:rPr>
+              <w:t xml:space="preserve">APROVADA</w:t>
+            </w:r>
+            <w:r>
+              <w:t xml:space="preserve">: uma aberta por paciente </w:t>
+            </w:r>
+            <w:r>
+              <w:rPr>
+                <w:b/>
+                <w:bCs/>
+              </w:rPr>
+              <w:t xml:space="preserve">em cada unidade</w:t>
+            </w:r>
+          </w:p>
+        </w:tc>
+      </w:tr>
+      <w:tr>
+        <w:trPr>
+          <w:cantSplit/>
+        </w:trPr>
+        <w:tc>
+          <w:tcPr>
+            <w:tcW w:type="dxa" w:w="3925"/>
+            <w:tcMar>
+              <w:top w:type="dxa" w:w="60"/>
+              <w:left w:type="dxa" w:w="100"/>
+              <w:bottom w:type="dxa" w:w="60"/>
+              <w:right w:type="dxa" w:w="100"/>
+            </w:tcMar>
+          </w:tcPr>
+          <w:p>
+            <w:pPr>
+              <w:spacing w:after="40" w:before="40"/>
+            </w:pPr>
+            <w:r>
+              <w:rPr>
+                <w:rFonts w:ascii="Consolas" w:cs="Consolas" w:eastAsia="Consolas" w:hAnsi="Consolas"/>
+                <w:color w:val="6A1BBF"/>
+                <w:sz w:val="18"/>
+                <w:szCs w:val="18"/>
+                <w:shd w:fill="F1ECFB" w:color="auto" w:val="clear"/>
+              </w:rPr>
+              <w:t xml:space="preserve">IX_CtlCnnSolicitacao_Status_SolicitadoEm</w:t>
+            </w:r>
+          </w:p>
+        </w:tc>
+        <w:tc>
+          <w:tcPr>
+            <w:tcW w:type="dxa" w:w="5713"/>
+            <w:tcMar>
+              <w:top w:type="dxa" w:w="60"/>
+              <w:left w:type="dxa" w:w="100"/>
+              <w:bottom w:type="dxa" w:w="60"/>
+              <w:right w:type="dxa" w:w="100"/>
+            </w:tcMar>
+          </w:tcPr>
+          <w:p>
+            <w:pPr>
+              <w:spacing w:after="40" w:before="40"/>
+            </w:pPr>
+            <w:r>
+              <w:rPr>
+                <w:rFonts w:ascii="Consolas" w:cs="Consolas" w:eastAsia="Consolas" w:hAnsi="Consolas"/>
+                <w:color w:val="6A1BBF"/>
+                <w:sz w:val="18"/>
+                <w:szCs w:val="18"/>
+                <w:shd w:fill="F1ECFB" w:color="auto" w:val="clear"/>
+              </w:rPr>
+              <w:t xml:space="preserve">(IdUnidade, Status, SolicitadoEm DESC)</w:t>
+            </w:r>
+          </w:p>
+        </w:tc>
+      </w:tr>
+      <w:tr>
+        <w:trPr>
+          <w:cantSplit/>
+        </w:trPr>
+        <w:tc>
+          <w:tcPr>
+            <w:tcW w:type="dxa" w:w="3925"/>
+            <w:shd w:fill="F6F4FE" w:color="auto" w:val="clear"/>
+            <w:tcMar>
+              <w:top w:type="dxa" w:w="60"/>
+              <w:left w:type="dxa" w:w="100"/>
+              <w:bottom w:type="dxa" w:w="60"/>
+              <w:right w:type="dxa" w:w="100"/>
+            </w:tcMar>
+          </w:tcPr>
+          <w:p>
+            <w:pPr>
+              <w:spacing w:after="40" w:before="40"/>
+            </w:pPr>
+            <w:r>
+              <w:rPr>
+                <w:rFonts w:ascii="Consolas" w:cs="Consolas" w:eastAsia="Consolas" w:hAnsi="Consolas"/>
+                <w:color w:val="6A1BBF"/>
+                <w:sz w:val="18"/>
+                <w:szCs w:val="18"/>
+                <w:shd w:fill="F1ECFB" w:color="auto" w:val="clear"/>
+              </w:rPr>
+              <w:t xml:space="preserve">IX_CtlCnnSolicitacao_IdPaciente_SolicitadoEm</w:t>
+            </w:r>
+          </w:p>
+        </w:tc>
+        <w:tc>
+          <w:tcPr>
+            <w:tcW w:type="dxa" w:w="5713"/>
+            <w:shd w:fill="F6F4FE" w:color="auto" w:val="clear"/>
+            <w:tcMar>
+              <w:top w:type="dxa" w:w="60"/>
+              <w:left w:type="dxa" w:w="100"/>
+              <w:bottom w:type="dxa" w:w="60"/>
+              <w:right w:type="dxa" w:w="100"/>
+            </w:tcMar>
+          </w:tcPr>
+          <w:p>
+            <w:pPr>
+              <w:spacing w:after="40" w:before="40"/>
+            </w:pPr>
+            <w:r>
+              <w:rPr>
+                <w:rFonts w:ascii="Consolas" w:cs="Consolas" w:eastAsia="Consolas" w:hAnsi="Consolas"/>
+                <w:color w:val="6A1BBF"/>
+                <w:sz w:val="18"/>
+                <w:szCs w:val="18"/>
+                <w:shd w:fill="F1ECFB" w:color="auto" w:val="clear"/>
+              </w:rPr>
+              <w:t xml:space="preserve">(IdUnidade, IdPaciente, SolicitadoEm DESC)</w:t>
+            </w:r>
+          </w:p>
+        </w:tc>
+      </w:tr>
+    </w:tbl>
+    <w:p>
+      <w:pPr>
+        <w:spacing w:after="120"/>
+      </w:pPr>
+    </w:p>
+    <w:p>
+      <w:pPr>
+        <w:spacing w:after="120"/>
+      </w:pPr>
+      <w:r>
+        <w:rPr>
+          <w:rFonts w:ascii="Consolas" w:cs="Consolas" w:eastAsia="Consolas" w:hAnsi="Consolas"/>
+          <w:b/>
+          <w:bCs/>
+          <w:color w:val="6A1BBF"/>
+          <w:sz w:val="18"/>
+          <w:szCs w:val="18"/>
+          <w:shd w:fill="F1ECFB" w:color="auto" w:val="clear"/>
+        </w:rPr>
+        <w:t xml:space="preserve">dbo.CtlCnnUnidade</w:t>
+      </w:r>
+    </w:p>
+    <w:tbl>
+      <w:tblPr>
+        <w:tblW w:type="dxa" w:w="9638"/>
+        <w:tblBorders>
+          <w:top w:val="single" w:color="D9D6EA" w:sz="4"/>
+          <w:left w:val="single" w:color="D9D6EA" w:sz="4"/>
+          <w:bottom w:val="single" w:color="D9D6EA" w:sz="4"/>
+          <w:right w:val="single" w:color="D9D6EA" w:sz="4"/>
+          <w:insideH w:val="single" w:color="D9D6EA" w:sz="4"/>
+          <w:insideV w:val="single" w:color="D9D6EA" w:sz="4"/>
+        </w:tblBorders>
+        <w:tblLayout w:type="fixed"/>
+      </w:tblPr>
+      <w:tblGrid>
+        <w:gridCol w:w="1192"/>
+        <w:gridCol w:w="1630"/>
+        <w:gridCol w:w="6816"/>
+      </w:tblGrid>
+      <w:tr>
+        <w:trPr>
+          <w:tblHeader/>
+        </w:trPr>
+        <w:tc>
+          <w:tcPr>
+            <w:tcW w:type="dxa" w:w="1192"/>
+            <w:shd w:fill="1C1FC8" w:color="auto" w:val="clear"/>
+            <w:tcMar>
+              <w:top w:type="dxa" w:w="60"/>
+              <w:left w:type="dxa" w:w="100"/>
+              <w:bottom w:type="dxa" w:w="60"/>
+              <w:right w:type="dxa" w:w="100"/>
+            </w:tcMar>
+          </w:tcPr>
+          <w:p>
+            <w:pPr>
+              <w:spacing w:after="40" w:before="40"/>
+            </w:pPr>
+            <w:r>
+              <w:rPr>
+                <w:b/>
+                <w:bCs/>
+                <w:color w:val="FFFFFF"/>
+              </w:rPr>
+              <w:t xml:space="preserve">Coluna</w:t>
+            </w:r>
+          </w:p>
+        </w:tc>
+        <w:tc>
+          <w:tcPr>
+            <w:tcW w:type="dxa" w:w="1630"/>
+            <w:shd w:fill="1C1FC8" w:color="auto" w:val="clear"/>
+            <w:tcMar>
+              <w:top w:type="dxa" w:w="60"/>
+              <w:left w:type="dxa" w:w="100"/>
+              <w:bottom w:type="dxa" w:w="60"/>
+              <w:right w:type="dxa" w:w="100"/>
+            </w:tcMar>
+          </w:tcPr>
+          <w:p>
+            <w:pPr>
+              <w:spacing w:after="40" w:before="40"/>
+            </w:pPr>
+            <w:r>
+              <w:rPr>
+                <w:b/>
+                <w:bCs/>
+                <w:color w:val="FFFFFF"/>
+              </w:rPr>
+              <w:t xml:space="preserve">Tipo</w:t>
+            </w:r>
+          </w:p>
+        </w:tc>
+        <w:tc>
+          <w:tcPr>
+            <w:tcW w:type="dxa" w:w="6816"/>
+            <w:shd w:fill="1C1FC8" w:color="auto" w:val="clear"/>
+            <w:tcMar>
+              <w:top w:type="dxa" w:w="60"/>
+              <w:left w:type="dxa" w:w="100"/>
+              <w:bottom w:type="dxa" w:w="60"/>
+              <w:right w:type="dxa" w:w="100"/>
+            </w:tcMar>
+          </w:tcPr>
+          <w:p>
+            <w:pPr>
+              <w:spacing w:after="40" w:before="40"/>
+            </w:pPr>
+            <w:r>
+              <w:rPr>
+                <w:b/>
+                <w:bCs/>
+                <w:color w:val="FFFFFF"/>
+              </w:rPr>
+              <w:t xml:space="preserve">Observação</w:t>
+            </w:r>
+          </w:p>
+        </w:tc>
+      </w:tr>
+      <w:tr>
+        <w:trPr>
+          <w:cantSplit/>
+        </w:trPr>
+        <w:tc>
+          <w:tcPr>
+            <w:tcW w:type="dxa" w:w="1192"/>
+            <w:tcMar>
+              <w:top w:type="dxa" w:w="60"/>
+              <w:left w:type="dxa" w:w="100"/>
+              <w:bottom w:type="dxa" w:w="60"/>
+              <w:right w:type="dxa" w:w="100"/>
+            </w:tcMar>
+          </w:tcPr>
+          <w:p>
+            <w:pPr>
+              <w:spacing w:after="40" w:before="40"/>
+            </w:pPr>
+            <w:r>
+              <w:rPr>
+                <w:rFonts w:ascii="Consolas" w:cs="Consolas" w:eastAsia="Consolas" w:hAnsi="Consolas"/>
+                <w:color w:val="6A1BBF"/>
+                <w:sz w:val="18"/>
+                <w:szCs w:val="18"/>
+                <w:shd w:fill="F1ECFB" w:color="auto" w:val="clear"/>
+              </w:rPr>
+              <w:t xml:space="preserve">IdUnidade</w:t>
+            </w:r>
+          </w:p>
+        </w:tc>
+        <w:tc>
+          <w:tcPr>
+            <w:tcW w:type="dxa" w:w="1630"/>
+            <w:tcMar>
+              <w:top w:type="dxa" w:w="60"/>
+              <w:left w:type="dxa" w:w="100"/>
+              <w:bottom w:type="dxa" w:w="60"/>
+              <w:right w:type="dxa" w:w="100"/>
+            </w:tcMar>
+          </w:tcPr>
+          <w:p>
+            <w:pPr>
+              <w:spacing w:after="40" w:before="40"/>
+            </w:pPr>
+            <w:r>
+              <w:rPr>
+                <w:rFonts w:ascii="Consolas" w:cs="Consolas" w:eastAsia="Consolas" w:hAnsi="Consolas"/>
+                <w:color w:val="6A1BBF"/>
+                <w:sz w:val="18"/>
+                <w:szCs w:val="18"/>
+                <w:shd w:fill="F1ECFB" w:color="auto" w:val="clear"/>
+              </w:rPr>
+              <w:t xml:space="preserve">SMALLINT</w:t>
+            </w:r>
+          </w:p>
+        </w:tc>
+        <w:tc>
+          <w:tcPr>
+            <w:tcW w:type="dxa" w:w="6816"/>
+            <w:tcMar>
+              <w:top w:type="dxa" w:w="60"/>
+              <w:left w:type="dxa" w:w="100"/>
+              <w:bottom w:type="dxa" w:w="60"/>
+              <w:right w:type="dxa" w:w="100"/>
+            </w:tcMar>
+          </w:tcPr>
+          <w:p>
+            <w:pPr>
+              <w:spacing w:after="40" w:before="40"/>
+            </w:pPr>
+            <w:r>
+              <w:t xml:space="preserve">PK. 1 = Salvador, 2 = Pouso Alegre</w:t>
+            </w:r>
+          </w:p>
+        </w:tc>
+      </w:tr>
+      <w:tr>
+        <w:trPr>
+          <w:cantSplit/>
+        </w:trPr>
+        <w:tc>
+          <w:tcPr>
+            <w:tcW w:type="dxa" w:w="1192"/>
+            <w:shd w:fill="F6F4FE" w:color="auto" w:val="clear"/>
+            <w:tcMar>
+              <w:top w:type="dxa" w:w="60"/>
+              <w:left w:type="dxa" w:w="100"/>
+              <w:bottom w:type="dxa" w:w="60"/>
+              <w:right w:type="dxa" w:w="100"/>
+            </w:tcMar>
+          </w:tcPr>
+          <w:p>
+            <w:pPr>
+              <w:spacing w:after="40" w:before="40"/>
+            </w:pPr>
+            <w:r>
+              <w:rPr>
+                <w:rFonts w:ascii="Consolas" w:cs="Consolas" w:eastAsia="Consolas" w:hAnsi="Consolas"/>
+                <w:color w:val="6A1BBF"/>
+                <w:sz w:val="18"/>
+                <w:szCs w:val="18"/>
+                <w:shd w:fill="F1ECFB" w:color="auto" w:val="clear"/>
+              </w:rPr>
+              <w:t xml:space="preserve">Codigo</w:t>
+            </w:r>
+          </w:p>
+        </w:tc>
+        <w:tc>
+          <w:tcPr>
+            <w:tcW w:type="dxa" w:w="1630"/>
+            <w:shd w:fill="F6F4FE" w:color="auto" w:val="clear"/>
+            <w:tcMar>
+              <w:top w:type="dxa" w:w="60"/>
+              <w:left w:type="dxa" w:w="100"/>
+              <w:bottom w:type="dxa" w:w="60"/>
+              <w:right w:type="dxa" w:w="100"/>
+            </w:tcMar>
+          </w:tcPr>
+          <w:p>
+            <w:pPr>
+              <w:spacing w:after="40" w:before="40"/>
+            </w:pPr>
+            <w:r>
+              <w:rPr>
+                <w:rFonts w:ascii="Consolas" w:cs="Consolas" w:eastAsia="Consolas" w:hAnsi="Consolas"/>
+                <w:color w:val="6A1BBF"/>
+                <w:sz w:val="18"/>
+                <w:szCs w:val="18"/>
+                <w:shd w:fill="F1ECFB" w:color="auto" w:val="clear"/>
+              </w:rPr>
+              <w:t xml:space="preserve">NVARCHAR(40)</w:t>
+            </w:r>
+          </w:p>
+        </w:tc>
+        <w:tc>
+          <w:tcPr>
+            <w:tcW w:type="dxa" w:w="6816"/>
+            <w:shd w:fill="F6F4FE" w:color="auto" w:val="clear"/>
+            <w:tcMar>
+              <w:top w:type="dxa" w:w="60"/>
+              <w:left w:type="dxa" w:w="100"/>
+              <w:bottom w:type="dxa" w:w="60"/>
+              <w:right w:type="dxa" w:w="100"/>
+            </w:tcMar>
+          </w:tcPr>
+          <w:p>
+            <w:pPr>
+              <w:spacing w:after="40" w:before="40"/>
+            </w:pPr>
+            <w:r>
+              <w:t xml:space="preserve">Único. Só </w:t>
+            </w:r>
+            <w:r>
+              <w:rPr>
+                <w:rFonts w:ascii="Consolas" w:cs="Consolas" w:eastAsia="Consolas" w:hAnsi="Consolas"/>
+                <w:color w:val="6A1BBF"/>
+                <w:sz w:val="18"/>
+                <w:szCs w:val="18"/>
+                <w:shd w:fill="F1ECFB" w:color="auto" w:val="clear"/>
+              </w:rPr>
+              <w:t xml:space="preserve">A–Z</w:t>
+            </w:r>
+            <w:r>
+              <w:t xml:space="preserve">, </w:t>
+            </w:r>
+            <w:r>
+              <w:rPr>
+                <w:rFonts w:ascii="Consolas" w:cs="Consolas" w:eastAsia="Consolas" w:hAnsi="Consolas"/>
+                <w:color w:val="6A1BBF"/>
+                <w:sz w:val="18"/>
+                <w:szCs w:val="18"/>
+                <w:shd w:fill="F1ECFB" w:color="auto" w:val="clear"/>
+              </w:rPr>
+              <w:t xml:space="preserve">0–9</w:t>
+            </w:r>
+            <w:r>
+              <w:t xml:space="preserve"> e </w:t>
+            </w:r>
+            <w:r>
+              <w:rPr>
+                <w:rFonts w:ascii="Consolas" w:cs="Consolas" w:eastAsia="Consolas" w:hAnsi="Consolas"/>
+                <w:color w:val="6A1BBF"/>
+                <w:sz w:val="18"/>
+                <w:szCs w:val="18"/>
+                <w:shd w:fill="F1ECFB" w:color="auto" w:val="clear"/>
+              </w:rPr>
+              <w:t xml:space="preserve">_</w:t>
+            </w:r>
+            <w:r>
+              <w:t xml:space="preserve"> (CHECK): vira o nome da variável </w:t>
+            </w:r>
+            <w:r>
+              <w:rPr>
+                <w:rFonts w:ascii="Consolas" w:cs="Consolas" w:eastAsia="Consolas" w:hAnsi="Consolas"/>
+                <w:color w:val="6A1BBF"/>
+                <w:sz w:val="18"/>
+                <w:szCs w:val="18"/>
+                <w:shd w:fill="F1ECFB" w:color="auto" w:val="clear"/>
+              </w:rPr>
+              <w:t xml:space="preserve">CNN_CID_&lt;Codigo&gt;</w:t>
+            </w:r>
+            <w:r>
+              <w:t xml:space="preserve"> no n8n</w:t>
+            </w:r>
+          </w:p>
+        </w:tc>
+      </w:tr>
+      <w:tr>
+        <w:trPr>
+          <w:cantSplit/>
+        </w:trPr>
+        <w:tc>
+          <w:tcPr>
+            <w:tcW w:type="dxa" w:w="1192"/>
+            <w:tcMar>
+              <w:top w:type="dxa" w:w="60"/>
+              <w:left w:type="dxa" w:w="100"/>
+              <w:bottom w:type="dxa" w:w="60"/>
+              <w:right w:type="dxa" w:w="100"/>
+            </w:tcMar>
+          </w:tcPr>
+          <w:p>
+            <w:pPr>
+              <w:spacing w:after="40" w:before="40"/>
+            </w:pPr>
+            <w:r>
+              <w:rPr>
+                <w:rFonts w:ascii="Consolas" w:cs="Consolas" w:eastAsia="Consolas" w:hAnsi="Consolas"/>
+                <w:color w:val="6A1BBF"/>
+                <w:sz w:val="18"/>
+                <w:szCs w:val="18"/>
+                <w:shd w:fill="F1ECFB" w:color="auto" w:val="clear"/>
+              </w:rPr>
+              <w:t xml:space="preserve">Nome</w:t>
+            </w:r>
+          </w:p>
+        </w:tc>
+        <w:tc>
+          <w:tcPr>
+            <w:tcW w:type="dxa" w:w="1630"/>
+            <w:tcMar>
+              <w:top w:type="dxa" w:w="60"/>
+              <w:left w:type="dxa" w:w="100"/>
+              <w:bottom w:type="dxa" w:w="60"/>
+              <w:right w:type="dxa" w:w="100"/>
+            </w:tcMar>
+          </w:tcPr>
+          <w:p>
+            <w:pPr>
+              <w:spacing w:after="40" w:before="40"/>
+            </w:pPr>
+            <w:r>
+              <w:rPr>
+                <w:rFonts w:ascii="Consolas" w:cs="Consolas" w:eastAsia="Consolas" w:hAnsi="Consolas"/>
+                <w:color w:val="6A1BBF"/>
+                <w:sz w:val="18"/>
+                <w:szCs w:val="18"/>
+                <w:shd w:fill="F1ECFB" w:color="auto" w:val="clear"/>
+              </w:rPr>
+              <w:t xml:space="preserve">NVARCHAR(100)</w:t>
+            </w:r>
+          </w:p>
+        </w:tc>
+        <w:tc>
+          <w:tcPr>
+            <w:tcW w:type="dxa" w:w="6816"/>
+            <w:tcMar>
+              <w:top w:type="dxa" w:w="60"/>
+              <w:left w:type="dxa" w:w="100"/>
+              <w:bottom w:type="dxa" w:w="60"/>
+              <w:right w:type="dxa" w:w="100"/>
+            </w:tcMar>
+          </w:tcPr>
+          <w:p>
+            <w:pPr>
+              <w:spacing w:after="40" w:before="40"/>
+            </w:pPr>
+            <w:r>
+              <w:t xml:space="preserve">Nome mostrado no painel</w:t>
+            </w:r>
+          </w:p>
+        </w:tc>
+      </w:tr>
+      <w:tr>
+        <w:trPr>
+          <w:cantSplit/>
+        </w:trPr>
+        <w:tc>
+          <w:tcPr>
+            <w:tcW w:type="dxa" w:w="1192"/>
+            <w:shd w:fill="F6F4FE" w:color="auto" w:val="clear"/>
+            <w:tcMar>
+              <w:top w:type="dxa" w:w="60"/>
+              <w:left w:type="dxa" w:w="100"/>
+              <w:bottom w:type="dxa" w:w="60"/>
+              <w:right w:type="dxa" w:w="100"/>
+            </w:tcMar>
+          </w:tcPr>
+          <w:p>
+            <w:pPr>
+              <w:spacing w:after="40" w:before="40"/>
+            </w:pPr>
+            <w:r>
+              <w:rPr>
+                <w:rFonts w:ascii="Consolas" w:cs="Consolas" w:eastAsia="Consolas" w:hAnsi="Consolas"/>
+                <w:color w:val="6A1BBF"/>
+                <w:sz w:val="18"/>
+                <w:szCs w:val="18"/>
+                <w:shd w:fill="F1ECFB" w:color="auto" w:val="clear"/>
+              </w:rPr>
+              <w:t xml:space="preserve">Ativa</w:t>
+            </w:r>
+          </w:p>
+        </w:tc>
+        <w:tc>
+          <w:tcPr>
+            <w:tcW w:type="dxa" w:w="1630"/>
+            <w:shd w:fill="F6F4FE" w:color="auto" w:val="clear"/>
+            <w:tcMar>
+              <w:top w:type="dxa" w:w="60"/>
+              <w:left w:type="dxa" w:w="100"/>
+              <w:bottom w:type="dxa" w:w="60"/>
+              <w:right w:type="dxa" w:w="100"/>
+            </w:tcMar>
+          </w:tcPr>
+          <w:p>
+            <w:pPr>
+              <w:spacing w:after="40" w:before="40"/>
+            </w:pPr>
+            <w:r>
+              <w:rPr>
+                <w:rFonts w:ascii="Consolas" w:cs="Consolas" w:eastAsia="Consolas" w:hAnsi="Consolas"/>
+                <w:color w:val="6A1BBF"/>
+                <w:sz w:val="18"/>
+                <w:szCs w:val="18"/>
+                <w:shd w:fill="F1ECFB" w:color="auto" w:val="clear"/>
+              </w:rPr>
+              <w:t xml:space="preserve">BIT</w:t>
+            </w:r>
+          </w:p>
+        </w:tc>
+        <w:tc>
+          <w:tcPr>
+            <w:tcW w:type="dxa" w:w="6816"/>
+            <w:shd w:fill="F6F4FE" w:color="auto" w:val="clear"/>
+            <w:tcMar>
+              <w:top w:type="dxa" w:w="60"/>
+              <w:left w:type="dxa" w:w="100"/>
+              <w:bottom w:type="dxa" w:w="60"/>
+              <w:right w:type="dxa" w:w="100"/>
+            </w:tcMar>
+          </w:tcPr>
+          <w:p>
+            <w:pPr>
+              <w:spacing w:after="40" w:before="40"/>
+            </w:pPr>
+            <w:r>
+              <w:rPr>
+                <w:rFonts w:ascii="Consolas" w:cs="Consolas" w:eastAsia="Consolas" w:hAnsi="Consolas"/>
+                <w:color w:val="6A1BBF"/>
+                <w:sz w:val="18"/>
+                <w:szCs w:val="18"/>
+                <w:shd w:fill="F1ECFB" w:color="auto" w:val="clear"/>
+              </w:rPr>
+              <w:t xml:space="preserve">0</w:t>
+            </w:r>
+            <w:r>
+              <w:t xml:space="preserve"> tira a unidade da escolha, do bloqueio e da liberação, sem apagar nada</w:t>
+            </w:r>
+          </w:p>
+        </w:tc>
+      </w:tr>
+      <w:tr>
+        <w:trPr>
+          <w:cantSplit/>
+        </w:trPr>
+        <w:tc>
+          <w:tcPr>
+            <w:tcW w:type="dxa" w:w="1192"/>
+            <w:tcMar>
+              <w:top w:type="dxa" w:w="60"/>
+              <w:left w:type="dxa" w:w="100"/>
+              <w:bottom w:type="dxa" w:w="60"/>
+              <w:right w:type="dxa" w:w="100"/>
+            </w:tcMar>
+          </w:tcPr>
+          <w:p>
+            <w:pPr>
+              <w:spacing w:after="40" w:before="40"/>
+            </w:pPr>
+            <w:r>
+              <w:rPr>
+                <w:rFonts w:ascii="Consolas" w:cs="Consolas" w:eastAsia="Consolas" w:hAnsi="Consolas"/>
+                <w:color w:val="6A1BBF"/>
+                <w:sz w:val="18"/>
+                <w:szCs w:val="18"/>
+                <w:shd w:fill="F1ECFB" w:color="auto" w:val="clear"/>
+              </w:rPr>
+              <w:t xml:space="preserve">CriadoEm</w:t>
+            </w:r>
+          </w:p>
+        </w:tc>
+        <w:tc>
+          <w:tcPr>
+            <w:tcW w:type="dxa" w:w="1630"/>
+            <w:tcMar>
+              <w:top w:type="dxa" w:w="60"/>
+              <w:left w:type="dxa" w:w="100"/>
+              <w:bottom w:type="dxa" w:w="60"/>
+              <w:right w:type="dxa" w:w="100"/>
+            </w:tcMar>
+          </w:tcPr>
+          <w:p>
+            <w:pPr>
+              <w:spacing w:after="40" w:before="40"/>
+            </w:pPr>
+            <w:r>
+              <w:rPr>
+                <w:rFonts w:ascii="Consolas" w:cs="Consolas" w:eastAsia="Consolas" w:hAnsi="Consolas"/>
+                <w:color w:val="6A1BBF"/>
+                <w:sz w:val="18"/>
+                <w:szCs w:val="18"/>
+                <w:shd w:fill="F1ECFB" w:color="auto" w:val="clear"/>
+              </w:rPr>
+              <w:t xml:space="preserve">DATETIME2(0)</w:t>
+            </w:r>
+          </w:p>
+        </w:tc>
+        <w:tc>
+          <w:tcPr>
+            <w:tcW w:type="dxa" w:w="6816"/>
+            <w:tcMar>
+              <w:top w:type="dxa" w:w="60"/>
+              <w:left w:type="dxa" w:w="100"/>
+              <w:bottom w:type="dxa" w:w="60"/>
+              <w:right w:type="dxa" w:w="100"/>
+            </w:tcMar>
+          </w:tcPr>
+          <w:p>
+            <w:pPr>
+              <w:spacing w:after="40" w:before="40"/>
+            </w:pPr>
+            <w:r>
+              <w:t xml:space="preserve">UTC</w:t>
+            </w:r>
+          </w:p>
+        </w:tc>
+      </w:tr>
+    </w:tbl>
+    <w:p>
+      <w:pPr>
+        <w:spacing w:after="120"/>
+      </w:pPr>
+    </w:p>
+    <w:p>
+      <w:pPr>
+        <w:spacing w:after="120"/>
+      </w:pPr>
+      <w:r>
+        <w:rPr>
+          <w:rFonts w:ascii="Consolas" w:cs="Consolas" w:eastAsia="Consolas" w:hAnsi="Consolas"/>
+          <w:b/>
+          <w:bCs/>
+          <w:color w:val="6A1BBF"/>
+          <w:sz w:val="18"/>
+          <w:szCs w:val="18"/>
+          <w:shd w:fill="F1ECFB" w:color="auto" w:val="clear"/>
+        </w:rPr>
+        <w:t xml:space="preserve">dbo.CtlCnnUsuarioUnidade</w:t>
+      </w:r>
+      <w:r>
+        <w:t xml:space="preserve">: </w:t>
+      </w:r>
+      <w:r>
+        <w:rPr>
+          <w:rFonts w:ascii="Consolas" w:cs="Consolas" w:eastAsia="Consolas" w:hAnsi="Consolas"/>
+          <w:color w:val="6A1BBF"/>
+          <w:sz w:val="18"/>
+          <w:szCs w:val="18"/>
+          <w:shd w:fill="F1ECFB" w:color="auto" w:val="clear"/>
+        </w:rPr>
+        <w:t xml:space="preserve">IdUsuario</w:t>
+      </w:r>
+      <w:r>
+        <w:t xml:space="preserve"> + </w:t>
+      </w:r>
+      <w:r>
+        <w:rPr>
+          <w:rFonts w:ascii="Consolas" w:cs="Consolas" w:eastAsia="Consolas" w:hAnsi="Consolas"/>
+          <w:color w:val="6A1BBF"/>
+          <w:sz w:val="18"/>
+          <w:szCs w:val="18"/>
+          <w:shd w:fill="F1ECFB" w:color="auto" w:val="clear"/>
+        </w:rPr>
+        <w:t xml:space="preserve">IdUnidade</w:t>
+      </w:r>
+      <w:r>
+        <w:t xml:space="preserve"> (PK composta, chaves estrangeiras para </w:t>
+      </w:r>
+      <w:r>
+        <w:rPr>
+          <w:rFonts w:ascii="Consolas" w:cs="Consolas" w:eastAsia="Consolas" w:hAnsi="Consolas"/>
+          <w:color w:val="6A1BBF"/>
+          <w:sz w:val="18"/>
+          <w:szCs w:val="18"/>
+          <w:shd w:fill="F1ECFB" w:color="auto" w:val="clear"/>
+        </w:rPr>
+        <w:t xml:space="preserve">CtlCnnUsuario</w:t>
+      </w:r>
+      <w:r>
+        <w:t xml:space="preserve"> e </w:t>
+      </w:r>
+      <w:r>
+        <w:rPr>
+          <w:rFonts w:ascii="Consolas" w:cs="Consolas" w:eastAsia="Consolas" w:hAnsi="Consolas"/>
+          <w:color w:val="6A1BBF"/>
+          <w:sz w:val="18"/>
+          <w:szCs w:val="18"/>
+          <w:shd w:fill="F1ECFB" w:color="auto" w:val="clear"/>
+        </w:rPr>
+        <w:t xml:space="preserve">CtlCnnUnidade</w:t>
+      </w:r>
+      <w:r>
+        <w:t xml:space="preserve">).</w:t>
+      </w:r>
+    </w:p>
+    <w:p>
+      <w:pPr>
+        <w:spacing w:after="120"/>
+      </w:pPr>
+      <w:r>
+        <w:t xml:space="preserve">Consulta útil, quem acessa cada unidade:</w:t>
+      </w:r>
+    </w:p>
+    <w:p>
+      <w:pPr>
+        <w:shd w:fill="F3F3F7" w:color="auto" w:val="clear"/>
+        <w:spacing w:after="0" w:before="80" w:line="260"/>
+        <w:ind w:left="200" w:right="200"/>
+      </w:pPr>
+      <w:r>
+        <w:rPr>
+          <w:rFonts w:ascii="Consolas" w:cs="Consolas" w:eastAsia="Consolas" w:hAnsi="Consolas"/>
+          <w:color w:val="2B2B3A"/>
+          <w:sz w:val="17"/>
+          <w:szCs w:val="17"/>
+        </w:rPr>
+        <w:t xml:space="preserve">SELECT un.Nome AS Unidade, u.Login, u.Perfil</w:t>
+      </w:r>
+    </w:p>
+    <w:p>
+      <w:pPr>
+        <w:shd w:fill="F3F3F7" w:color="auto" w:val="clear"/>
+        <w:spacing w:after="0" w:before="0" w:line="260"/>
+        <w:ind w:left="200" w:right="200"/>
+      </w:pPr>
+      <w:r>
+        <w:rPr>
+          <w:rFonts w:ascii="Consolas" w:cs="Consolas" w:eastAsia="Consolas" w:hAnsi="Consolas"/>
+          <w:color w:val="2B2B3A"/>
+          <w:sz w:val="17"/>
+          <w:szCs w:val="17"/>
+        </w:rPr>
+        <w:t xml:space="preserve">FROM dbo.CtlCnnUnidade un</w:t>
+      </w:r>
+    </w:p>
+    <w:p>
+      <w:pPr>
+        <w:shd w:fill="F3F3F7" w:color="auto" w:val="clear"/>
+        <w:spacing w:after="0" w:before="0" w:line="260"/>
+        <w:ind w:left="200" w:right="200"/>
+      </w:pPr>
+      <w:r>
+        <w:rPr>
+          <w:rFonts w:ascii="Consolas" w:cs="Consolas" w:eastAsia="Consolas" w:hAnsi="Consolas"/>
+          <w:color w:val="2B2B3A"/>
+          <w:sz w:val="17"/>
+          <w:szCs w:val="17"/>
+        </w:rPr>
+        <w:t xml:space="preserve">LEFT JOIN dbo.CtlCnnUsuarioUnidade uu ON uu.IdUnidade = un.IdUnidade</w:t>
+      </w:r>
+    </w:p>
+    <w:p>
+      <w:pPr>
+        <w:shd w:fill="F3F3F7" w:color="auto" w:val="clear"/>
+        <w:spacing w:after="0" w:before="0" w:line="260"/>
+        <w:ind w:left="200" w:right="200"/>
+      </w:pPr>
+      <w:r>
+        <w:rPr>
+          <w:rFonts w:ascii="Consolas" w:cs="Consolas" w:eastAsia="Consolas" w:hAnsi="Consolas"/>
+          <w:color w:val="2B2B3A"/>
+          <w:sz w:val="17"/>
+          <w:szCs w:val="17"/>
+        </w:rPr>
+        <w:t xml:space="preserve">LEFT JOIN dbo.CtlCnnUsuario u ON u.IdUsuario = uu.IdUsuario AND u.Ativo = 1</w:t>
+      </w:r>
+    </w:p>
+    <w:p>
+      <w:pPr>
+        <w:shd w:fill="F3F3F7" w:color="auto" w:val="clear"/>
+        <w:spacing w:after="0" w:before="0" w:line="260"/>
+        <w:ind w:left="200" w:right="200"/>
+      </w:pPr>
+      <w:r>
+        <w:rPr>
+          <w:rFonts w:ascii="Consolas" w:cs="Consolas" w:eastAsia="Consolas" w:hAnsi="Consolas"/>
+          <w:color w:val="2B2B3A"/>
+          <w:sz w:val="17"/>
+          <w:szCs w:val="17"/>
+        </w:rPr>
+        <w:t xml:space="preserve">ORDER BY un.Nome, u.Login;</w:t>
+      </w:r>
+    </w:p>
+    <w:p>
+      <w:pPr>
+        <w:shd w:fill="F3F3F7" w:color="auto" w:val="clear"/>
+        <w:spacing w:after="160" w:before="0" w:line="260"/>
+        <w:ind w:left="200" w:right="200"/>
+      </w:pPr>
+      <w:r>
+        <w:rPr>
+          <w:rFonts w:ascii="Consolas" w:cs="Consolas" w:eastAsia="Consolas" w:hAnsi="Consolas"/>
+          <w:color w:val="2B2B3A"/>
+          <w:sz w:val="17"/>
+          <w:szCs w:val="17"/>
+        </w:rPr>
+        <w:t xml:space="preserve">-- O Admin não aparece aqui: ele acessa todas as unidades ativas.</w:t>
+      </w:r>
+    </w:p>
+    <w:p>
+      <w:pPr>
+        <w:pStyle w:val="Heading2"/>
+      </w:pPr>
+      <w:bookmarkStart w:name="_Toc132" w:id="132"/>
+      <w:r>
+        <w:t xml:space="preserve">Diagrama</w:t>
+      </w:r>
+      <w:bookmarkEnd w:id="132"/>
+    </w:p>
+    <w:p>
+      <w:pPr>
+        <w:spacing w:after="120"/>
+      </w:pPr>
+      <w:r>
+        <w:t xml:space="preserve">Fora as ligações com </w:t>
+      </w:r>
+      <w:r>
+        <w:rPr>
+          <w:rFonts w:ascii="Consolas" w:cs="Consolas" w:eastAsia="Consolas" w:hAnsi="Consolas"/>
+          <w:color w:val="6A1BBF"/>
+          <w:sz w:val="18"/>
+          <w:szCs w:val="18"/>
+          <w:shd w:fill="F1ECFB" w:color="auto" w:val="clear"/>
+        </w:rPr>
+        <w:t xml:space="preserve">CtlCnnUnidade</w:t>
+      </w:r>
+      <w:r>
+        <w:t xml:space="preserve"> (e de </w:t>
+      </w:r>
+      <w:r>
+        <w:rPr>
+          <w:rFonts w:ascii="Consolas" w:cs="Consolas" w:eastAsia="Consolas" w:hAnsi="Consolas"/>
+          <w:color w:val="6A1BBF"/>
+          <w:sz w:val="18"/>
+          <w:szCs w:val="18"/>
+          <w:shd w:fill="F1ECFB" w:color="auto" w:val="clear"/>
+        </w:rPr>
+        <w:t xml:space="preserve">CtlCnnUsuarioUnidade</w:t>
+      </w:r>
+      <w:r>
+        <w:t xml:space="preserve">), as tabelas não têm chave estrangeira: as ligações abaixo são lógicas, e todas também passam pelo </w:t>
+      </w:r>
+      <w:r>
+        <w:rPr>
+          <w:rFonts w:ascii="Consolas" w:cs="Consolas" w:eastAsia="Consolas" w:hAnsi="Consolas"/>
+          <w:color w:val="6A1BBF"/>
+          <w:sz w:val="18"/>
+          <w:szCs w:val="18"/>
+          <w:shd w:fill="F1ECFB" w:color="auto" w:val="clear"/>
+        </w:rPr>
+        <w:t xml:space="preserve">IdUnidade</w:t>
+      </w:r>
+      <w:r>
+        <w:t xml:space="preserve">. Para ficar legível, o modelo está em três partes; uma tabela que aparece sem colunas está detalhada em outra parte. Os diagramas mostram só as colunas principais; a lista completa está no dicionário de dados.</w:t>
       </w:r>
     </w:p>
     <w:p>
@@ -2061,7 +4217,7 @@
           <wp:inline distT="0" distB="0" distL="0" distR="0">
             <wp:extent cx="3467100" cy="8572500"/>
             <wp:effectExtent t="0" r="0" b="0" l="0"/>
-            <wp:docPr id="36" name="" descr="" title=""/>
+            <wp:docPr id="37" name="" descr="" title=""/>
             <wp:cNvGraphicFramePr>
               <a:graphicFrameLocks xmlns:a="http://schemas.openxmlformats.org/drawingml/2006/main" noChangeAspect="1"/>
             </wp:cNvGraphicFramePr>
@@ -2115,7 +4271,7 @@
           <wp:inline distT="0" distB="0" distL="0" distR="0">
             <wp:extent cx="5905500" cy="6486525"/>
             <wp:effectExtent t="0" r="0" b="0" l="0"/>
-            <wp:docPr id="37" name="" descr="" title=""/>
+            <wp:docPr id="38" name="" descr="" title=""/>
             <wp:cNvGraphicFramePr>
               <a:graphicFrameLocks xmlns:a="http://schemas.openxmlformats.org/drawingml/2006/main" noChangeAspect="1"/>
             </wp:cNvGraphicFramePr>
@@ -2169,7 +4325,7 @@
           <wp:inline distT="0" distB="0" distL="0" distR="0">
             <wp:extent cx="5210175" cy="6096000"/>
             <wp:effectExtent t="0" r="0" b="0" l="0"/>
-            <wp:docPr id="38" name="" descr="" title=""/>
+            <wp:docPr id="39" name="" descr="" title=""/>
             <wp:cNvGraphicFramePr>
               <a:graphicFrameLocks xmlns:a="http://schemas.openxmlformats.org/drawingml/2006/main" noChangeAspect="1"/>
             </wp:cNvGraphicFramePr>
@@ -2223,7 +4379,7 @@
           <wp:inline distT="0" distB="0" distL="0" distR="0">
             <wp:extent cx="5019675" cy="8439150"/>
             <wp:effectExtent t="0" r="0" b="0" l="0"/>
-            <wp:docPr id="39" name="" descr="" title=""/>
+            <wp:docPr id="40" name="" descr="" title=""/>
             <wp:cNvGraphicFramePr>
               <a:graphicFrameLocks xmlns:a="http://schemas.openxmlformats.org/drawingml/2006/main" noChangeAspect="1"/>
             </wp:cNvGraphicFramePr>
@@ -2263,11 +4419,11 @@
       <w:pPr>
         <w:pStyle w:val="Heading2"/>
       </w:pPr>
-      <w:bookmarkStart w:name="_Toc124" w:id="124"/>
+      <w:bookmarkStart w:name="_Toc133" w:id="133"/>
       <w:r>
         <w:t xml:space="preserve">Dicionário de dados</w:t>
       </w:r>
-      <w:bookmarkEnd w:id="124"/>
+      <w:bookmarkEnd w:id="133"/>
     </w:p>
     <w:p>
       <w:pPr>
@@ -15250,7 +17406,7 @@
         <w:pStyle w:val="ListParagraph"/>
         <w:numPr>
           <w:ilvl w:val="0"/>
-          <w:numId w:val="2"/>
+          <w:numId w:val="3"/>
         </w:numPr>
         <w:spacing w:after="60"/>
       </w:pPr>
@@ -15276,7 +17432,7 @@
         <w:pStyle w:val="ListParagraph"/>
         <w:numPr>
           <w:ilvl w:val="0"/>
-          <w:numId w:val="2"/>
+          <w:numId w:val="3"/>
         </w:numPr>
         <w:spacing w:after="60"/>
       </w:pPr>
@@ -15315,7 +17471,7 @@
         <w:pStyle w:val="ListParagraph"/>
         <w:numPr>
           <w:ilvl w:val="0"/>
-          <w:numId w:val="2"/>
+          <w:numId w:val="3"/>
         </w:numPr>
         <w:spacing w:after="60"/>
       </w:pPr>
@@ -15332,11 +17488,11 @@
       <w:pPr>
         <w:pStyle w:val="Heading2"/>
       </w:pPr>
-      <w:bookmarkStart w:name="_Toc125" w:id="125"/>
+      <w:bookmarkStart w:name="_Toc134" w:id="134"/>
       <w:r>
         <w:t xml:space="preserve">Onde cada informação aparece nas execuções do n8n</w:t>
       </w:r>
-      <w:bookmarkEnd w:id="125"/>
+      <w:bookmarkEnd w:id="134"/>
     </w:p>
     <w:p>
       <w:pPr>
@@ -16900,11 +19056,11 @@
       <w:pPr>
         <w:pStyle w:val="Heading2"/>
       </w:pPr>
-      <w:bookmarkStart w:name="_Toc126" w:id="126"/>
+      <w:bookmarkStart w:name="_Toc135" w:id="135"/>
       <w:r>
         <w:t xml:space="preserve">Consultas úteis</w:t>
       </w:r>
-      <w:bookmarkEnd w:id="126"/>
+      <w:bookmarkEnd w:id="135"/>
     </w:p>
     <w:p>
       <w:pPr>
@@ -19095,6 +21251,12 @@
     </w:lvlOverride>
   </w:num>
   <w:num w:numId="2">
+    <w:abstractNumId w:val="2"/>
+    <w:lvlOverride w:ilvl="0">
+      <w:startOverride w:val="1"/>
+    </w:lvlOverride>
+  </w:num>
+  <w:num w:numId="3">
     <w:abstractNumId w:val="3"/>
     <w:lvlOverride w:ilvl="0">
       <w:startOverride w:val="1"/>
